--- a/Mau-TK1-TS.docx
+++ b/Mau-TK1-TS.docx
@@ -1,7 +1,9 @@
 
 <file path=word/document.xml><?xml version="1.0" encoding="utf-8"?>
-<w:document xmlns:wpc="http://schemas.microsoft.com/office/word/2010/wordprocessingCanvas" xmlns:cx="http://schemas.microsoft.com/office/drawing/2014/chartex" xmlns:cx1="http://schemas.microsoft.com/office/drawing/2015/9/8/chartex" xmlns:cx2="http://schemas.microsoft.com/office/drawing/2015/10/21/chartex" xmlns:cx3="http://schemas.microsoft.com/office/drawing/2016/5/9/chartex" xmlns:cx4="http://schemas.microsoft.com/office/drawing/2016/5/10/chartex" xmlns:cx5="http://schemas.microsoft.com/office/drawing/2016/5/11/chartex" xmlns:cx6="http://schemas.microsoft.com/office/drawing/2016/5/12/chartex" xmlns:cx7="http://schemas.microsoft.com/office/drawing/2016/5/13/chartex" xmlns:cx8="http://schemas.microsoft.com/office/drawing/2016/5/14/chartex" xmlns:mc="http://schemas.openxmlformats.org/markup-compatibility/2006" xmlns:aink="http://schemas.microsoft.com/office/drawing/2016/ink" xmlns:am3d="http://schemas.microsoft.com/office/drawing/2017/model3d" xmlns:o="urn:schemas-microsoft-com:office:office" xmlns:r="http://schemas.openxmlformats.org/officeDocument/2006/relationships" xmlns:m="http://schemas.openxmlformats.org/officeDocument/2006/math" xmlns:v="urn:schemas-microsoft-com:vml" xmlns:wp14="http://schemas.microsoft.com/office/word/2010/wordprocessingDrawing" xmlns:wp="http://schemas.openxmlformats.org/drawingml/2006/wordprocessingDrawing" xmlns:w10="urn:schemas-microsoft-com:office:word" xmlns:w="http://schemas.openxmlformats.org/wordprocessingml/2006/main" xmlns:w14="http://schemas.microsoft.com/office/word/2010/wordml" xmlns:w15="http://schemas.microsoft.com/office/word/2012/wordml" xmlns:w16cex="http://schemas.microsoft.com/office/word/2018/wordml/cex" xmlns:w16cid="http://schemas.microsoft.com/office/word/2016/wordml/cid" xmlns:w16="http://schemas.microsoft.com/office/word/2018/wordml" xmlns:w16sdtdh="http://schemas.microsoft.com/office/word/2020/wordml/sdtdatahash" xmlns:w16se="http://schemas.microsoft.com/office/word/2015/wordml/symex" xmlns:wpg="http://schemas.microsoft.com/office/word/2010/wordprocessingGroup" xmlns:wpi="http://schemas.microsoft.com/office/word/2010/wordprocessingInk" xmlns:wne="http://schemas.microsoft.com/office/word/2006/wordml" xmlns:wps="http://schemas.microsoft.com/office/word/2010/wordprocessingShape" mc:Ignorable="w14 w15 w16se w16cid w16 w16cex w16sdtdh wp14">
+<w:document xmlns:wpc="http://schemas.microsoft.com/office/word/2010/wordprocessingCanvas" xmlns:mc="http://schemas.openxmlformats.org/markup-compatibility/2006" xmlns:o="urn:schemas-microsoft-com:office:office" xmlns:r="http://schemas.openxmlformats.org/officeDocument/2006/relationships" xmlns:m="http://schemas.openxmlformats.org/officeDocument/2006/math" xmlns:v="urn:schemas-microsoft-com:vml" xmlns:wp14="http://schemas.microsoft.com/office/word/2010/wordprocessingDrawing" xmlns:wp="http://schemas.openxmlformats.org/drawingml/2006/wordprocessingDrawing" xmlns:w10="urn:schemas-microsoft-com:office:word" xmlns:w="http://schemas.openxmlformats.org/wordprocessingml/2006/main" xmlns:w14="http://schemas.microsoft.com/office/word/2010/wordml" xmlns:wpg="http://schemas.microsoft.com/office/word/2010/wordprocessingGroup" xmlns:wpi="http://schemas.microsoft.com/office/word/2010/wordprocessingInk" xmlns:wne="http://schemas.microsoft.com/office/word/2006/wordml" xmlns:wps="http://schemas.microsoft.com/office/word/2010/wordprocessingShape" mc:Ignorable="w14 wp14">
   <w:body>
+    <w:bookmarkStart w:id="0" w:name="_GoBack"/>
+    <w:bookmarkEnd w:id="0"/>
     <w:p>
       <w:pPr>
         <w:spacing w:after="0" w:line="240" w:lineRule="auto"/>
@@ -171,7 +173,7 @@
               </wp:anchor>
             </w:drawing>
           </mc:Choice>
-          <mc:Fallback>
+          <mc:Fallback xmlns:w16se="http://schemas.microsoft.com/office/word/2015/wordml/symex" xmlns:w15="http://schemas.microsoft.com/office/word/2012/wordml" xmlns:cx="http://schemas.microsoft.com/office/drawing/2014/chartex">
             <w:pict>
               <v:shapetype w14:anchorId="06456882" id="_x0000_t202" coordsize="21600,21600" o:spt="202" path="m,l,21600r21600,l21600,xe">
                 <v:stroke joinstyle="miter"/>
@@ -307,6 +309,7 @@
           <w:tcPr>
             <w:tcW w:w="4069" w:type="dxa"/>
           </w:tcPr>
+          <w:bookmarkStart w:id="1" w:name="chuong_pl_3_name"/>
           <w:p>
             <w:pPr>
               <w:spacing w:after="0" w:line="240" w:lineRule="auto"/>
@@ -320,7 +323,6 @@
                 <w:lang w:val="pt-BR" w:eastAsia="vi-VN"/>
               </w:rPr>
             </w:pPr>
-            <w:bookmarkStart w:id="0" w:name="chuong_pl_3_name"/>
             <w:r>
               <w:rPr>
                 <w:noProof/>
@@ -387,9 +389,9 @@
                     </wp:anchor>
                   </w:drawing>
                 </mc:Choice>
-                <mc:Fallback>
+                <mc:Fallback xmlns:cx1="http://schemas.microsoft.com/office/drawing/2015/9/8/chartex" xmlns:cx2="http://schemas.microsoft.com/office/drawing/2015/10/21/chartex" xmlns:cx3="http://schemas.microsoft.com/office/drawing/2016/5/9/chartex" xmlns:cx4="http://schemas.microsoft.com/office/drawing/2016/5/10/chartex" xmlns:cx5="http://schemas.microsoft.com/office/drawing/2016/5/11/chartex" xmlns:cx6="http://schemas.microsoft.com/office/drawing/2016/5/12/chartex" xmlns:cx7="http://schemas.microsoft.com/office/drawing/2016/5/13/chartex" xmlns:cx8="http://schemas.microsoft.com/office/drawing/2016/5/14/chartex" xmlns:aink="http://schemas.microsoft.com/office/drawing/2016/ink" xmlns:am3d="http://schemas.microsoft.com/office/drawing/2017/model3d" xmlns:oel="http://schemas.microsoft.com/office/2019/extlst" xmlns:w16cex="http://schemas.microsoft.com/office/word/2018/wordml/cex" xmlns:w16cid="http://schemas.microsoft.com/office/word/2016/wordml/cid" xmlns:w16="http://schemas.microsoft.com/office/word/2018/wordml" xmlns:w16sdtdh="http://schemas.microsoft.com/office/word/2020/wordml/sdtdatahash" xmlns:w16se="http://schemas.microsoft.com/office/word/2015/wordml/symex" xmlns:w15="http://schemas.microsoft.com/office/word/2012/wordml" xmlns:cx="http://schemas.microsoft.com/office/drawing/2014/chartex">
                   <w:pict>
-                    <v:line w14:anchorId="1D8C5B75" id="Straight Connector 3" o:spid="_x0000_s1026" style="position:absolute;z-index:251642368;visibility:visible;mso-wrap-style:square;mso-width-percent:0;mso-height-percent:0;mso-wrap-distance-left:9pt;mso-wrap-distance-top:-3e-5mm;mso-wrap-distance-right:9pt;mso-wrap-distance-bottom:-3e-5mm;mso-position-horizontal:absolute;mso-position-horizontal-relative:text;mso-position-vertical:absolute;mso-position-vertical-relative:text;mso-width-percent:0;mso-height-percent:0;mso-width-relative:page;mso-height-relative:page" from="41.85pt,16.55pt" to="167.85pt,16.55pt" o:gfxdata="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"/>
+                    <v:line w14:anchorId="67B82B9F" id="Straight Connector 3" o:spid="_x0000_s1026" style="position:absolute;z-index:251642368;visibility:visible;mso-wrap-style:square;mso-width-percent:0;mso-height-percent:0;mso-wrap-distance-left:9pt;mso-wrap-distance-top:-3e-5mm;mso-wrap-distance-right:9pt;mso-wrap-distance-bottom:-3e-5mm;mso-position-horizontal:absolute;mso-position-horizontal-relative:text;mso-position-vertical:absolute;mso-position-vertical-relative:text;mso-width-percent:0;mso-height-percent:0;mso-width-relative:page;mso-height-relative:page" from="41.85pt,16.55pt" to="167.85pt,16.55pt" o:gfxdata="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"/>
                   </w:pict>
                 </mc:Fallback>
               </mc:AlternateContent>
@@ -508,9 +510,9 @@
                     </wp:anchor>
                   </w:drawing>
                 </mc:Choice>
-                <mc:Fallback>
+                <mc:Fallback xmlns:cx1="http://schemas.microsoft.com/office/drawing/2015/9/8/chartex" xmlns:cx2="http://schemas.microsoft.com/office/drawing/2015/10/21/chartex" xmlns:cx3="http://schemas.microsoft.com/office/drawing/2016/5/9/chartex" xmlns:cx4="http://schemas.microsoft.com/office/drawing/2016/5/10/chartex" xmlns:cx5="http://schemas.microsoft.com/office/drawing/2016/5/11/chartex" xmlns:cx6="http://schemas.microsoft.com/office/drawing/2016/5/12/chartex" xmlns:cx7="http://schemas.microsoft.com/office/drawing/2016/5/13/chartex" xmlns:cx8="http://schemas.microsoft.com/office/drawing/2016/5/14/chartex" xmlns:aink="http://schemas.microsoft.com/office/drawing/2016/ink" xmlns:am3d="http://schemas.microsoft.com/office/drawing/2017/model3d" xmlns:oel="http://schemas.microsoft.com/office/2019/extlst" xmlns:w16cex="http://schemas.microsoft.com/office/word/2018/wordml/cex" xmlns:w16cid="http://schemas.microsoft.com/office/word/2016/wordml/cid" xmlns:w16="http://schemas.microsoft.com/office/word/2018/wordml" xmlns:w16sdtdh="http://schemas.microsoft.com/office/word/2020/wordml/sdtdatahash" xmlns:w16se="http://schemas.microsoft.com/office/word/2015/wordml/symex" xmlns:w15="http://schemas.microsoft.com/office/word/2012/wordml" xmlns:cx="http://schemas.microsoft.com/office/drawing/2014/chartex">
                   <w:pict>
-                    <v:line w14:anchorId="6129B639" id="Straight Connector 1" o:spid="_x0000_s1026" style="position:absolute;z-index:251645440;visibility:visible;mso-wrap-style:square;mso-wrap-distance-left:9pt;mso-wrap-distance-top:0;mso-wrap-distance-right:9pt;mso-wrap-distance-bottom:0;mso-position-horizontal:absolute;mso-position-horizontal-relative:text;mso-position-vertical:absolute;mso-position-vertical-relative:text" from="58.45pt,16.95pt" to="231.7pt,16.95pt" o:gfxdata="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" strokecolor="black [3200]" strokeweight=".5pt">
+                    <v:line w14:anchorId="3ABABD0E" id="Straight Connector 1" o:spid="_x0000_s1026" style="position:absolute;z-index:251645440;visibility:visible;mso-wrap-style:square;mso-wrap-distance-left:9pt;mso-wrap-distance-top:0;mso-wrap-distance-right:9pt;mso-wrap-distance-bottom:0;mso-position-horizontal:absolute;mso-position-horizontal-relative:text;mso-position-vertical:absolute;mso-position-vertical-relative:text" from="58.45pt,16.95pt" to="231.7pt,16.95pt" o:gfxdata="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" strokecolor="black [3200]" strokeweight=".5pt">
                       <v:stroke joinstyle="miter"/>
                     </v:line>
                   </w:pict>
@@ -554,7 +556,7 @@
         </w:rPr>
         <w:t>TỜ KHAI</w:t>
       </w:r>
-      <w:bookmarkEnd w:id="0"/>
+      <w:bookmarkEnd w:id="1"/>
     </w:p>
     <w:p>
       <w:pPr>
@@ -569,7 +571,7 @@
           <w:lang w:val="vi-VN"/>
         </w:rPr>
       </w:pPr>
-      <w:bookmarkStart w:id="1" w:name="chuong_pl_3_name_name"/>
+      <w:bookmarkStart w:id="2" w:name="chuong_pl_3_name_name"/>
       <w:r>
         <w:rPr>
           <w:rFonts w:ascii="Times New Roman" w:eastAsia="Times New Roman" w:hAnsi="Times New Roman" w:cs="Times New Roman"/>
@@ -581,7 +583,7 @@
         </w:rPr>
         <w:t>THAM GIA, ĐIỀU CHỈNH THÔNG TIN BẢO HIỂM XÃ HỘI, BẢO HIỂM Y TẾ</w:t>
       </w:r>
-      <w:bookmarkEnd w:id="1"/>
+      <w:bookmarkEnd w:id="2"/>
     </w:p>
     <w:p>
       <w:pPr>
@@ -1131,6 +1133,7 @@
           <w:rFonts w:ascii="Times New Roman" w:eastAsia="Times New Roman" w:hAnsi="Times New Roman" w:cs="Times New Roman"/>
           <w:sz w:val="26"/>
           <w:szCs w:val="26"/>
+          <w:lang w:val="vi-VN"/>
         </w:rPr>
       </w:pPr>
       <w:r>
@@ -1470,9 +1473,9 @@
               </wp:anchor>
             </w:drawing>
           </mc:Choice>
-          <mc:Fallback>
+          <mc:Fallback xmlns:cx1="http://schemas.microsoft.com/office/drawing/2015/9/8/chartex" xmlns:cx2="http://schemas.microsoft.com/office/drawing/2015/10/21/chartex" xmlns:cx3="http://schemas.microsoft.com/office/drawing/2016/5/9/chartex" xmlns:cx4="http://schemas.microsoft.com/office/drawing/2016/5/10/chartex" xmlns:cx5="http://schemas.microsoft.com/office/drawing/2016/5/11/chartex" xmlns:cx6="http://schemas.microsoft.com/office/drawing/2016/5/12/chartex" xmlns:cx7="http://schemas.microsoft.com/office/drawing/2016/5/13/chartex" xmlns:cx8="http://schemas.microsoft.com/office/drawing/2016/5/14/chartex" xmlns:aink="http://schemas.microsoft.com/office/drawing/2016/ink" xmlns:am3d="http://schemas.microsoft.com/office/drawing/2017/model3d" xmlns:oel="http://schemas.microsoft.com/office/2019/extlst" xmlns:w16cex="http://schemas.microsoft.com/office/word/2018/wordml/cex" xmlns:w16cid="http://schemas.microsoft.com/office/word/2016/wordml/cid" xmlns:w16="http://schemas.microsoft.com/office/word/2018/wordml" xmlns:w16sdtdh="http://schemas.microsoft.com/office/word/2020/wordml/sdtdatahash" xmlns:w16se="http://schemas.microsoft.com/office/word/2015/wordml/symex" xmlns:w15="http://schemas.microsoft.com/office/word/2012/wordml" xmlns:cx="http://schemas.microsoft.com/office/drawing/2014/chartex">
             <w:pict>
-              <v:rect w14:anchorId="009A1FAD" id="Rectangle 5" o:spid="_x0000_s1026" style="position:absolute;margin-left:282.75pt;margin-top:19.7pt;width:13.5pt;height:12pt;z-index:251679232;visibility:visible;mso-wrap-style:square;mso-wrap-distance-left:9pt;mso-wrap-distance-top:0;mso-wrap-distance-right:9pt;mso-wrap-distance-bottom:0;mso-position-horizontal:absolute;mso-position-horizontal-relative:text;mso-position-vertical:absolute;mso-position-vertical-relative:text;v-text-anchor:middle" o:gfxdata="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" fillcolor="white [3201]" strokecolor="black [3200]" strokeweight="1pt"/>
+              <v:rect w14:anchorId="28E327B5" id="Rectangle 5" o:spid="_x0000_s1026" style="position:absolute;margin-left:282.75pt;margin-top:19.7pt;width:13.5pt;height:12pt;z-index:251679232;visibility:visible;mso-wrap-style:square;mso-wrap-distance-left:9pt;mso-wrap-distance-top:0;mso-wrap-distance-right:9pt;mso-wrap-distance-bottom:0;mso-position-horizontal:absolute;mso-position-horizontal-relative:text;mso-position-vertical:absolute;mso-position-vertical-relative:text;v-text-anchor:middle" o:gfxdata="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" fillcolor="white [3201]" strokecolor="black [3200]" strokeweight="1pt"/>
             </w:pict>
           </mc:Fallback>
         </mc:AlternateContent>
@@ -1540,9 +1543,9 @@
               </wp:anchor>
             </w:drawing>
           </mc:Choice>
-          <mc:Fallback>
+          <mc:Fallback xmlns:cx1="http://schemas.microsoft.com/office/drawing/2015/9/8/chartex" xmlns:cx2="http://schemas.microsoft.com/office/drawing/2015/10/21/chartex" xmlns:cx3="http://schemas.microsoft.com/office/drawing/2016/5/9/chartex" xmlns:cx4="http://schemas.microsoft.com/office/drawing/2016/5/10/chartex" xmlns:cx5="http://schemas.microsoft.com/office/drawing/2016/5/11/chartex" xmlns:cx6="http://schemas.microsoft.com/office/drawing/2016/5/12/chartex" xmlns:cx7="http://schemas.microsoft.com/office/drawing/2016/5/13/chartex" xmlns:cx8="http://schemas.microsoft.com/office/drawing/2016/5/14/chartex" xmlns:aink="http://schemas.microsoft.com/office/drawing/2016/ink" xmlns:am3d="http://schemas.microsoft.com/office/drawing/2017/model3d" xmlns:oel="http://schemas.microsoft.com/office/2019/extlst" xmlns:w16cex="http://schemas.microsoft.com/office/word/2018/wordml/cex" xmlns:w16cid="http://schemas.microsoft.com/office/word/2016/wordml/cid" xmlns:w16="http://schemas.microsoft.com/office/word/2018/wordml" xmlns:w16sdtdh="http://schemas.microsoft.com/office/word/2020/wordml/sdtdatahash" xmlns:w16se="http://schemas.microsoft.com/office/word/2015/wordml/symex" xmlns:w15="http://schemas.microsoft.com/office/word/2012/wordml" xmlns:cx="http://schemas.microsoft.com/office/drawing/2014/chartex">
             <w:pict>
-              <v:rect w14:anchorId="1D1DC1AB" id="Rectangle 3" o:spid="_x0000_s1026" style="position:absolute;margin-left:254.45pt;margin-top:1.2pt;width:13.5pt;height:12pt;z-index:251677184;visibility:visible;mso-wrap-style:square;mso-wrap-distance-left:9pt;mso-wrap-distance-top:0;mso-wrap-distance-right:9pt;mso-wrap-distance-bottom:0;mso-position-horizontal:absolute;mso-position-horizontal-relative:text;mso-position-vertical:absolute;mso-position-vertical-relative:text;v-text-anchor:middle" o:gfxdata="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" fillcolor="white [3201]" strokecolor="black [3200]" strokeweight="1pt"/>
+              <v:rect w14:anchorId="63079112" id="Rectangle 3" o:spid="_x0000_s1026" style="position:absolute;margin-left:254.45pt;margin-top:1.2pt;width:13.5pt;height:12pt;z-index:251677184;visibility:visible;mso-wrap-style:square;mso-wrap-distance-left:9pt;mso-wrap-distance-top:0;mso-wrap-distance-right:9pt;mso-wrap-distance-bottom:0;mso-position-horizontal:absolute;mso-position-horizontal-relative:text;mso-position-vertical:absolute;mso-position-vertical-relative:text;v-text-anchor:middle" o:gfxdata="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" fillcolor="white [3201]" strokecolor="black [3200]" strokeweight="1pt"/>
             </w:pict>
           </mc:Fallback>
         </mc:AlternateContent>
@@ -2123,7 +2126,7 @@
           <w:sz w:val="26"/>
           <w:szCs w:val="26"/>
         </w:rPr>
-        <w:t xml:space="preserve"> 0123287431                                           </w:t>
+        <w:tab/>
       </w:r>
       <w:r>
         <w:rPr>
@@ -2171,7 +2174,6 @@
     <w:p>
       <w:pPr>
         <w:tabs>
-          <w:tab w:val="left" w:pos="6780"/>
           <w:tab w:val="left" w:leader="dot" w:pos="7655"/>
           <w:tab w:val="left" w:leader="dot" w:pos="10206"/>
         </w:tabs>
@@ -2250,14 +2252,6 @@
           <w:sz w:val="26"/>
           <w:szCs w:val="26"/>
         </w:rPr>
-        <w:t xml:space="preserve"> Đỗ Quang Huy</w:t>
-      </w:r>
-      <w:r>
-        <w:rPr>
-          <w:rFonts w:ascii="Times New Roman" w:eastAsia="Times New Roman" w:hAnsi="Times New Roman" w:cs="Times New Roman"/>
-          <w:sz w:val="26"/>
-          <w:szCs w:val="26"/>
-        </w:rPr>
         <w:tab/>
       </w:r>
       <w:r>
@@ -2308,7 +2302,7 @@
           <w:sz w:val="26"/>
           <w:szCs w:val="26"/>
         </w:rPr>
-        <w:t xml:space="preserve"> Nam</w:t>
+        <w:tab/>
       </w:r>
     </w:p>
     <w:p>
@@ -2316,7 +2310,6 @@
         <w:tabs>
           <w:tab w:val="left" w:leader="dot" w:pos="3969"/>
           <w:tab w:val="left" w:leader="dot" w:pos="4962"/>
-          <w:tab w:val="left" w:pos="6168"/>
           <w:tab w:val="left" w:leader="dot" w:pos="6379"/>
           <w:tab w:val="left" w:leader="dot" w:pos="10206"/>
         </w:tabs>
@@ -2385,14 +2378,41 @@
           <w:sz w:val="26"/>
           <w:szCs w:val="26"/>
         </w:rPr>
-        <w:t xml:space="preserve">24/11/2000                             </w:t>
-      </w:r>
-      <w:r>
-        <w:rPr>
-          <w:rFonts w:ascii="Times New Roman" w:eastAsia="Times New Roman" w:hAnsi="Times New Roman" w:cs="Times New Roman"/>
-          <w:sz w:val="26"/>
-          <w:szCs w:val="26"/>
-        </w:rPr>
+        <w:tab/>
+      </w:r>
+      <w:r>
+        <w:rPr>
+          <w:rFonts w:ascii="Times New Roman" w:eastAsia="Times New Roman" w:hAnsi="Times New Roman" w:cs="Times New Roman"/>
+          <w:sz w:val="26"/>
+          <w:szCs w:val="26"/>
+          <w:lang w:val="vi-VN"/>
+        </w:rPr>
+        <w:t>/</w:t>
+      </w:r>
+      <w:r>
+        <w:rPr>
+          <w:rFonts w:ascii="Times New Roman" w:eastAsia="Times New Roman" w:hAnsi="Times New Roman" w:cs="Times New Roman"/>
+          <w:sz w:val="26"/>
+          <w:szCs w:val="26"/>
+        </w:rPr>
+        <w:tab/>
+      </w:r>
+      <w:r>
+        <w:rPr>
+          <w:rFonts w:ascii="Times New Roman" w:eastAsia="Times New Roman" w:hAnsi="Times New Roman" w:cs="Times New Roman"/>
+          <w:sz w:val="26"/>
+          <w:szCs w:val="26"/>
+          <w:lang w:val="vi-VN"/>
+        </w:rPr>
+        <w:t>/</w:t>
+      </w:r>
+      <w:r>
+        <w:rPr>
+          <w:rFonts w:ascii="Times New Roman" w:eastAsia="Times New Roman" w:hAnsi="Times New Roman" w:cs="Times New Roman"/>
+          <w:sz w:val="26"/>
+          <w:szCs w:val="26"/>
+        </w:rPr>
+        <w:tab/>
         <w:t xml:space="preserve"> [1</w:t>
       </w:r>
       <w:r>
@@ -2433,39 +2453,40 @@
           <w:sz w:val="26"/>
           <w:szCs w:val="26"/>
         </w:rPr>
-        <w:t>Phường: Bưởi                   Quận: Tây Hồ</w:t>
-      </w:r>
-      <w:r>
-        <w:rPr>
-          <w:rFonts w:ascii="Times New Roman" w:eastAsia="Times New Roman" w:hAnsi="Times New Roman" w:cs="Times New Roman"/>
-          <w:sz w:val="26"/>
-          <w:szCs w:val="26"/>
-        </w:rPr>
-        <w:t xml:space="preserve"> </w:t>
-      </w:r>
-      <w:r>
-        <w:rPr>
-          <w:rFonts w:ascii="Times New Roman" w:eastAsia="Times New Roman" w:hAnsi="Times New Roman" w:cs="Times New Roman"/>
-          <w:sz w:val="26"/>
-          <w:szCs w:val="26"/>
-        </w:rPr>
-        <w:t xml:space="preserve">               </w:t>
-      </w:r>
-      <w:r>
-        <w:rPr>
-          <w:rFonts w:ascii="Times New Roman" w:eastAsia="Times New Roman" w:hAnsi="Times New Roman" w:cs="Times New Roman"/>
-          <w:sz w:val="26"/>
-          <w:szCs w:val="26"/>
-        </w:rPr>
-        <w:t>T</w:t>
-      </w:r>
-      <w:r>
-        <w:rPr>
-          <w:rFonts w:ascii="Times New Roman" w:eastAsia="Times New Roman" w:hAnsi="Times New Roman" w:cs="Times New Roman"/>
-          <w:sz w:val="26"/>
-          <w:szCs w:val="26"/>
-        </w:rPr>
-        <w:t>hành phố: Hà Nội</w:t>
+        <w:t>Xã</w:t>
+      </w:r>
+      <w:r>
+        <w:rPr>
+          <w:rFonts w:ascii="Times New Roman" w:eastAsia="Times New Roman" w:hAnsi="Times New Roman" w:cs="Times New Roman"/>
+          <w:sz w:val="26"/>
+          <w:szCs w:val="26"/>
+        </w:rPr>
+        <w:tab/>
+      </w:r>
+      <w:r>
+        <w:rPr>
+          <w:rFonts w:ascii="Times New Roman" w:eastAsia="Times New Roman" w:hAnsi="Times New Roman" w:cs="Times New Roman"/>
+          <w:sz w:val="26"/>
+          <w:szCs w:val="26"/>
+        </w:rPr>
+        <w:t>Huyện:</w:t>
+      </w:r>
+      <w:r>
+        <w:rPr>
+          <w:rFonts w:ascii="Times New Roman" w:eastAsia="Times New Roman" w:hAnsi="Times New Roman" w:cs="Times New Roman"/>
+          <w:sz w:val="26"/>
+          <w:szCs w:val="26"/>
+        </w:rPr>
+        <w:tab/>
+        <w:t>Tỉnh:</w:t>
+      </w:r>
+      <w:r>
+        <w:rPr>
+          <w:rFonts w:ascii="Times New Roman" w:eastAsia="Times New Roman" w:hAnsi="Times New Roman" w:cs="Times New Roman"/>
+          <w:sz w:val="26"/>
+          <w:szCs w:val="26"/>
+        </w:rPr>
+        <w:tab/>
       </w:r>
     </w:p>
     <w:p>
@@ -2570,7 +2591,7 @@
           <w:sz w:val="26"/>
           <w:szCs w:val="26"/>
         </w:rPr>
-        <w:t xml:space="preserve">      001200003850</w:t>
+        <w:tab/>
       </w:r>
     </w:p>
     <w:p>
@@ -2635,14 +2656,7 @@
           <w:sz w:val="26"/>
           <w:szCs w:val="26"/>
         </w:rPr>
-        <w:t>7 700 000 VNĐ</w:t>
-      </w:r>
-      <w:r>
-        <w:rPr>
-          <w:rFonts w:ascii="Times New Roman" w:eastAsia="Times New Roman" w:hAnsi="Times New Roman" w:cs="Times New Roman"/>
-          <w:sz w:val="26"/>
-          <w:szCs w:val="26"/>
-        </w:rPr>
+        <w:tab/>
         <w:t xml:space="preserve"> </w:t>
       </w:r>
       <w:r>
@@ -2650,14 +2664,6 @@
           <w:rFonts w:ascii="Times New Roman" w:eastAsia="Times New Roman" w:hAnsi="Times New Roman" w:cs="Times New Roman"/>
           <w:sz w:val="26"/>
           <w:szCs w:val="26"/>
-        </w:rPr>
-        <w:t xml:space="preserve">  </w:t>
-      </w:r>
-      <w:r>
-        <w:rPr>
-          <w:rFonts w:ascii="Times New Roman" w:eastAsia="Times New Roman" w:hAnsi="Times New Roman" w:cs="Times New Roman"/>
-          <w:sz w:val="26"/>
-          <w:szCs w:val="26"/>
           <w:lang w:val="vi-VN"/>
         </w:rPr>
         <w:t>[</w:t>
@@ -2701,7 +2707,7 @@
           <w:sz w:val="26"/>
           <w:szCs w:val="26"/>
         </w:rPr>
-        <w:t xml:space="preserve"> Online</w:t>
+        <w:tab/>
       </w:r>
     </w:p>
     <w:p>
@@ -2783,7 +2789,7 @@
           <w:sz w:val="26"/>
           <w:szCs w:val="26"/>
         </w:rPr>
-        <w:t>PKĐK Lĩnh Nam (Mã: 01030)</w:t>
+        <w:tab/>
       </w:r>
     </w:p>
     <w:p>
@@ -3050,7 +3056,7 @@
       </w:tblPr>
       <w:tblGrid>
         <w:gridCol w:w="4296"/>
-        <w:gridCol w:w="6345"/>
+        <w:gridCol w:w="6431"/>
       </w:tblGrid>
       <w:tr>
         <w:trPr>
@@ -3233,7 +3239,7 @@
                 <w:sz w:val="24"/>
                 <w:szCs w:val="24"/>
               </w:rPr>
-              <w:t>Hà Nội,</w:t>
+              <w:t>………</w:t>
             </w:r>
             <w:r>
               <w:rPr>
@@ -3244,7 +3250,7 @@
                 <w:szCs w:val="24"/>
                 <w:lang w:val="vi-VN"/>
               </w:rPr>
-              <w:t xml:space="preserve"> ngày</w:t>
+              <w:t>, ngày</w:t>
             </w:r>
             <w:r>
               <w:rPr>
@@ -3254,17 +3260,7 @@
                 <w:sz w:val="24"/>
                 <w:szCs w:val="24"/>
               </w:rPr>
-              <w:t xml:space="preserve"> </w:t>
-            </w:r>
-            <w:r>
-              <w:rPr>
-                <w:rFonts w:ascii="Times New Roman" w:eastAsia="Times New Roman" w:hAnsi="Times New Roman" w:cs="Times New Roman"/>
-                <w:i/>
-                <w:iCs/>
-                <w:sz w:val="24"/>
-                <w:szCs w:val="24"/>
-              </w:rPr>
-              <w:t>17</w:t>
+              <w:t xml:space="preserve"> ……</w:t>
             </w:r>
             <w:r>
               <w:rPr>
@@ -3285,17 +3281,7 @@
                 <w:sz w:val="24"/>
                 <w:szCs w:val="24"/>
               </w:rPr>
-              <w:t xml:space="preserve"> </w:t>
-            </w:r>
-            <w:r>
-              <w:rPr>
-                <w:rFonts w:ascii="Times New Roman" w:eastAsia="Times New Roman" w:hAnsi="Times New Roman" w:cs="Times New Roman"/>
-                <w:i/>
-                <w:iCs/>
-                <w:sz w:val="24"/>
-                <w:szCs w:val="24"/>
-              </w:rPr>
-              <w:t>09</w:t>
+              <w:t xml:space="preserve"> ……</w:t>
             </w:r>
             <w:r>
               <w:rPr>
@@ -3316,66 +3302,45 @@
                 <w:sz w:val="24"/>
                 <w:szCs w:val="24"/>
               </w:rPr>
-              <w:t>2025</w:t>
+              <w:t>……</w:t>
             </w:r>
             <w:r>
-              <w:rPr>
-                <w:rFonts w:ascii="Times New Roman" w:eastAsia="Times New Roman" w:hAnsi="Times New Roman" w:cs="Times New Roman"/>
-                <w:b/>
-                <w:bCs/>
-                <w:sz w:val="24"/>
-                <w:szCs w:val="24"/>
-                <w:lang w:val="vi-VN"/>
-              </w:rPr>
-              <w:br/>
-              <w:t>Người kê khai</w:t>
-            </w:r>
-            <w:r>
-              <w:rPr>
-                <w:rFonts w:ascii="Times New Roman" w:eastAsia="Times New Roman" w:hAnsi="Times New Roman" w:cs="Times New Roman"/>
-                <w:b/>
-                <w:bCs/>
-                <w:sz w:val="24"/>
-                <w:szCs w:val="24"/>
-              </w:rPr>
-              <w:br/>
-            </w:r>
-          </w:p>
-          <w:p>
-            <w:pPr>
-              <w:spacing w:after="0" w:line="240" w:lineRule="auto"/>
-              <w:ind w:left="215"/>
-              <w:jc w:val="center"/>
               <w:rPr>
                 <w:rFonts w:ascii="Times New Roman" w:eastAsia="Times New Roman" w:hAnsi="Times New Roman" w:cs="Times New Roman"/>
                 <w:i/>
                 <w:iCs/>
                 <w:sz w:val="24"/>
                 <w:szCs w:val="24"/>
-                <w:lang w:val="vi-VN"/>
-              </w:rPr>
-            </w:pPr>
-          </w:p>
-          <w:p>
-            <w:pPr>
-              <w:spacing w:after="0" w:line="240" w:lineRule="auto"/>
-              <w:ind w:left="215"/>
-              <w:jc w:val="center"/>
+              </w:rPr>
+              <w:t>…</w:t>
+            </w:r>
+            <w:r>
               <w:rPr>
                 <w:rFonts w:ascii="Times New Roman" w:eastAsia="Times New Roman" w:hAnsi="Times New Roman" w:cs="Times New Roman"/>
-                <w:i/>
-                <w:iCs/>
+                <w:b/>
+                <w:bCs/>
                 <w:sz w:val="24"/>
                 <w:szCs w:val="24"/>
                 <w:lang w:val="vi-VN"/>
               </w:rPr>
-            </w:pPr>
+              <w:br/>
+              <w:t>Người kê khai</w:t>
+            </w:r>
+            <w:r>
+              <w:rPr>
+                <w:rFonts w:ascii="Times New Roman" w:eastAsia="Times New Roman" w:hAnsi="Times New Roman" w:cs="Times New Roman"/>
+                <w:b/>
+                <w:bCs/>
+                <w:sz w:val="24"/>
+                <w:szCs w:val="24"/>
+              </w:rPr>
+              <w:br/>
+            </w:r>
           </w:p>
           <w:p>
             <w:pPr>
               <w:spacing w:before="80" w:after="0" w:line="240" w:lineRule="auto"/>
               <w:ind w:left="215"/>
-              <w:jc w:val="center"/>
               <w:rPr>
                 <w:rFonts w:ascii="Times New Roman" w:eastAsia="Times New Roman" w:hAnsi="Times New Roman" w:cs="Times New Roman"/>
                 <w:sz w:val="24"/>
@@ -3388,7 +3353,45 @@
                 <w:sz w:val="24"/>
                 <w:szCs w:val="24"/>
               </w:rPr>
-              <w:t>Đỗ Quang Huy</w:t>
+              <w:t>…………………………………………………………………</w:t>
+            </w:r>
+          </w:p>
+          <w:p>
+            <w:pPr>
+              <w:spacing w:before="80" w:after="0" w:line="240" w:lineRule="auto"/>
+              <w:ind w:left="215"/>
+              <w:rPr>
+                <w:rFonts w:ascii="Times New Roman" w:eastAsia="Times New Roman" w:hAnsi="Times New Roman" w:cs="Times New Roman"/>
+                <w:sz w:val="24"/>
+                <w:szCs w:val="24"/>
+              </w:rPr>
+            </w:pPr>
+            <w:r>
+              <w:rPr>
+                <w:rFonts w:ascii="Times New Roman" w:eastAsia="Times New Roman" w:hAnsi="Times New Roman" w:cs="Times New Roman"/>
+                <w:sz w:val="24"/>
+                <w:szCs w:val="24"/>
+              </w:rPr>
+              <w:t>…………………………………………………………………</w:t>
+            </w:r>
+          </w:p>
+          <w:p>
+            <w:pPr>
+              <w:spacing w:before="80" w:after="0" w:line="240" w:lineRule="auto"/>
+              <w:ind w:left="215"/>
+              <w:rPr>
+                <w:rFonts w:ascii="Times New Roman" w:eastAsia="Times New Roman" w:hAnsi="Times New Roman" w:cs="Times New Roman"/>
+                <w:sz w:val="24"/>
+                <w:szCs w:val="24"/>
+              </w:rPr>
+            </w:pPr>
+            <w:r>
+              <w:rPr>
+                <w:rFonts w:ascii="Times New Roman" w:eastAsia="Times New Roman" w:hAnsi="Times New Roman" w:cs="Times New Roman"/>
+                <w:sz w:val="24"/>
+                <w:szCs w:val="24"/>
+              </w:rPr>
+              <w:t>…………………………………………………………………</w:t>
             </w:r>
           </w:p>
         </w:tc>
@@ -3493,9 +3496,9 @@
               </wp:anchor>
             </w:drawing>
           </mc:Choice>
-          <mc:Fallback>
+          <mc:Fallback xmlns:cx1="http://schemas.microsoft.com/office/drawing/2015/9/8/chartex" xmlns:cx2="http://schemas.microsoft.com/office/drawing/2015/10/21/chartex" xmlns:cx3="http://schemas.microsoft.com/office/drawing/2016/5/9/chartex" xmlns:cx4="http://schemas.microsoft.com/office/drawing/2016/5/10/chartex" xmlns:cx5="http://schemas.microsoft.com/office/drawing/2016/5/11/chartex" xmlns:cx6="http://schemas.microsoft.com/office/drawing/2016/5/12/chartex" xmlns:cx7="http://schemas.microsoft.com/office/drawing/2016/5/13/chartex" xmlns:cx8="http://schemas.microsoft.com/office/drawing/2016/5/14/chartex" xmlns:aink="http://schemas.microsoft.com/office/drawing/2016/ink" xmlns:am3d="http://schemas.microsoft.com/office/drawing/2017/model3d" xmlns:oel="http://schemas.microsoft.com/office/2019/extlst" xmlns:w16cex="http://schemas.microsoft.com/office/word/2018/wordml/cex" xmlns:w16cid="http://schemas.microsoft.com/office/word/2016/wordml/cid" xmlns:w16="http://schemas.microsoft.com/office/word/2018/wordml" xmlns:w16sdtdh="http://schemas.microsoft.com/office/word/2020/wordml/sdtdatahash" xmlns:w16se="http://schemas.microsoft.com/office/word/2015/wordml/symex" xmlns:w15="http://schemas.microsoft.com/office/word/2012/wordml" xmlns:cx="http://schemas.microsoft.com/office/drawing/2014/chartex">
             <w:pict>
-              <v:shape w14:anchorId="2CF908D1" id="_x0000_s1027" type="#_x0000_t202" style="position:absolute;left:0;text-align:left;margin-left:-9.3pt;margin-top:5.15pt;width:520.15pt;height:34.65pt;z-index:251676160;visibility:visible;mso-wrap-style:square;mso-width-percent:0;mso-height-percent:0;mso-wrap-distance-left:9pt;mso-wrap-distance-top:0;mso-wrap-distance-right:9pt;mso-wrap-distance-bottom:0;mso-position-horizontal:absolute;mso-position-horizontal-relative:text;mso-position-vertical:absolute;mso-position-vertical-relative:text;mso-width-percent:0;mso-height-percent:0;mso-width-relative:page;mso-height-relative:page;v-text-anchor:middle" o:gfxdata="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" filled="f" stroked="f">
+              <v:shape w14:anchorId="2CF908D1" id="_x0000_s1027" type="#_x0000_t202" style="position:absolute;left:0;text-align:left;margin-left:-9.3pt;margin-top:5.15pt;width:520.15pt;height:34.65pt;z-index:251676160;visibility:visible;mso-wrap-style:square;mso-width-percent:0;mso-height-percent:0;mso-wrap-distance-left:9pt;mso-wrap-distance-top:0;mso-wrap-distance-right:9pt;mso-wrap-distance-bottom:0;mso-position-horizontal:absolute;mso-position-horizontal-relative:text;mso-position-vertical:absolute;mso-position-vertical-relative:text;mso-width-percent:0;mso-height-percent:0;mso-width-relative:page;mso-height-relative:page;v-text-anchor:middle" o:gfxdata="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" filled="f" stroked="f">
                 <v:textbox style="mso-fit-shape-to-text:t" inset="1.44pt,1.8pt,1.44pt,1.8pt">
                   <w:txbxContent>
                     <w:p>
@@ -6199,7 +6202,7 @@
 </file>
 
 <file path=word/endnotes.xml><?xml version="1.0" encoding="utf-8"?>
-<w:endnotes xmlns:wpc="http://schemas.microsoft.com/office/word/2010/wordprocessingCanvas" xmlns:cx="http://schemas.microsoft.com/office/drawing/2014/chartex" xmlns:cx1="http://schemas.microsoft.com/office/drawing/2015/9/8/chartex" xmlns:cx2="http://schemas.microsoft.com/office/drawing/2015/10/21/chartex" xmlns:cx3="http://schemas.microsoft.com/office/drawing/2016/5/9/chartex" xmlns:cx4="http://schemas.microsoft.com/office/drawing/2016/5/10/chartex" xmlns:cx5="http://schemas.microsoft.com/office/drawing/2016/5/11/chartex" xmlns:cx6="http://schemas.microsoft.com/office/drawing/2016/5/12/chartex" xmlns:cx7="http://schemas.microsoft.com/office/drawing/2016/5/13/chartex" xmlns:cx8="http://schemas.microsoft.com/office/drawing/2016/5/14/chartex" xmlns:mc="http://schemas.openxmlformats.org/markup-compatibility/2006" xmlns:aink="http://schemas.microsoft.com/office/drawing/2016/ink" xmlns:am3d="http://schemas.microsoft.com/office/drawing/2017/model3d" xmlns:o="urn:schemas-microsoft-com:office:office" xmlns:r="http://schemas.openxmlformats.org/officeDocument/2006/relationships" xmlns:m="http://schemas.openxmlformats.org/officeDocument/2006/math" xmlns:v="urn:schemas-microsoft-com:vml" xmlns:wp14="http://schemas.microsoft.com/office/word/2010/wordprocessingDrawing" xmlns:wp="http://schemas.openxmlformats.org/drawingml/2006/wordprocessingDrawing" xmlns:w10="urn:schemas-microsoft-com:office:word" xmlns:w="http://schemas.openxmlformats.org/wordprocessingml/2006/main" xmlns:w14="http://schemas.microsoft.com/office/word/2010/wordml" xmlns:w15="http://schemas.microsoft.com/office/word/2012/wordml" xmlns:w16cex="http://schemas.microsoft.com/office/word/2018/wordml/cex" xmlns:w16cid="http://schemas.microsoft.com/office/word/2016/wordml/cid" xmlns:w16="http://schemas.microsoft.com/office/word/2018/wordml" xmlns:w16sdtdh="http://schemas.microsoft.com/office/word/2020/wordml/sdtdatahash" xmlns:w16se="http://schemas.microsoft.com/office/word/2015/wordml/symex" xmlns:wpg="http://schemas.microsoft.com/office/word/2010/wordprocessingGroup" xmlns:wpi="http://schemas.microsoft.com/office/word/2010/wordprocessingInk" xmlns:wne="http://schemas.microsoft.com/office/word/2006/wordml" xmlns:wps="http://schemas.microsoft.com/office/word/2010/wordprocessingShape" mc:Ignorable="w14 w15 w16se w16cid w16 w16cex w16sdtdh wp14">
+<w:endnotes xmlns:wpc="http://schemas.microsoft.com/office/word/2010/wordprocessingCanvas" xmlns:mc="http://schemas.openxmlformats.org/markup-compatibility/2006" xmlns:o="urn:schemas-microsoft-com:office:office" xmlns:r="http://schemas.openxmlformats.org/officeDocument/2006/relationships" xmlns:m="http://schemas.openxmlformats.org/officeDocument/2006/math" xmlns:v="urn:schemas-microsoft-com:vml" xmlns:wp14="http://schemas.microsoft.com/office/word/2010/wordprocessingDrawing" xmlns:wp="http://schemas.openxmlformats.org/drawingml/2006/wordprocessingDrawing" xmlns:w10="urn:schemas-microsoft-com:office:word" xmlns:w="http://schemas.openxmlformats.org/wordprocessingml/2006/main" xmlns:w14="http://schemas.microsoft.com/office/word/2010/wordml" xmlns:wpg="http://schemas.microsoft.com/office/word/2010/wordprocessingGroup" xmlns:wpi="http://schemas.microsoft.com/office/word/2010/wordprocessingInk" xmlns:wne="http://schemas.microsoft.com/office/word/2006/wordml" xmlns:wps="http://schemas.microsoft.com/office/word/2010/wordprocessingShape" mc:Ignorable="w14 wp14">
   <w:endnote w:type="separator" w:id="-1">
     <w:p>
       <w:pPr>
@@ -6224,7 +6227,7 @@
 </file>
 
 <file path=word/footnotes.xml><?xml version="1.0" encoding="utf-8"?>
-<w:footnotes xmlns:wpc="http://schemas.microsoft.com/office/word/2010/wordprocessingCanvas" xmlns:cx="http://schemas.microsoft.com/office/drawing/2014/chartex" xmlns:cx1="http://schemas.microsoft.com/office/drawing/2015/9/8/chartex" xmlns:cx2="http://schemas.microsoft.com/office/drawing/2015/10/21/chartex" xmlns:cx3="http://schemas.microsoft.com/office/drawing/2016/5/9/chartex" xmlns:cx4="http://schemas.microsoft.com/office/drawing/2016/5/10/chartex" xmlns:cx5="http://schemas.microsoft.com/office/drawing/2016/5/11/chartex" xmlns:cx6="http://schemas.microsoft.com/office/drawing/2016/5/12/chartex" xmlns:cx7="http://schemas.microsoft.com/office/drawing/2016/5/13/chartex" xmlns:cx8="http://schemas.microsoft.com/office/drawing/2016/5/14/chartex" xmlns:mc="http://schemas.openxmlformats.org/markup-compatibility/2006" xmlns:aink="http://schemas.microsoft.com/office/drawing/2016/ink" xmlns:am3d="http://schemas.microsoft.com/office/drawing/2017/model3d" xmlns:o="urn:schemas-microsoft-com:office:office" xmlns:r="http://schemas.openxmlformats.org/officeDocument/2006/relationships" xmlns:m="http://schemas.openxmlformats.org/officeDocument/2006/math" xmlns:v="urn:schemas-microsoft-com:vml" xmlns:wp14="http://schemas.microsoft.com/office/word/2010/wordprocessingDrawing" xmlns:wp="http://schemas.openxmlformats.org/drawingml/2006/wordprocessingDrawing" xmlns:w10="urn:schemas-microsoft-com:office:word" xmlns:w="http://schemas.openxmlformats.org/wordprocessingml/2006/main" xmlns:w14="http://schemas.microsoft.com/office/word/2010/wordml" xmlns:w15="http://schemas.microsoft.com/office/word/2012/wordml" xmlns:w16cex="http://schemas.microsoft.com/office/word/2018/wordml/cex" xmlns:w16cid="http://schemas.microsoft.com/office/word/2016/wordml/cid" xmlns:w16="http://schemas.microsoft.com/office/word/2018/wordml" xmlns:w16sdtdh="http://schemas.microsoft.com/office/word/2020/wordml/sdtdatahash" xmlns:w16se="http://schemas.microsoft.com/office/word/2015/wordml/symex" xmlns:wpg="http://schemas.microsoft.com/office/word/2010/wordprocessingGroup" xmlns:wpi="http://schemas.microsoft.com/office/word/2010/wordprocessingInk" xmlns:wne="http://schemas.microsoft.com/office/word/2006/wordml" xmlns:wps="http://schemas.microsoft.com/office/word/2010/wordprocessingShape" mc:Ignorable="w14 w15 w16se w16cid w16 w16cex w16sdtdh wp14">
+<w:footnotes xmlns:wpc="http://schemas.microsoft.com/office/word/2010/wordprocessingCanvas" xmlns:mc="http://schemas.openxmlformats.org/markup-compatibility/2006" xmlns:o="urn:schemas-microsoft-com:office:office" xmlns:r="http://schemas.openxmlformats.org/officeDocument/2006/relationships" xmlns:m="http://schemas.openxmlformats.org/officeDocument/2006/math" xmlns:v="urn:schemas-microsoft-com:vml" xmlns:wp14="http://schemas.microsoft.com/office/word/2010/wordprocessingDrawing" xmlns:wp="http://schemas.openxmlformats.org/drawingml/2006/wordprocessingDrawing" xmlns:w10="urn:schemas-microsoft-com:office:word" xmlns:w="http://schemas.openxmlformats.org/wordprocessingml/2006/main" xmlns:w14="http://schemas.microsoft.com/office/word/2010/wordml" xmlns:wpg="http://schemas.microsoft.com/office/word/2010/wordprocessingGroup" xmlns:wpi="http://schemas.microsoft.com/office/word/2010/wordprocessingInk" xmlns:wne="http://schemas.microsoft.com/office/word/2006/wordml" xmlns:wps="http://schemas.microsoft.com/office/word/2010/wordprocessingShape" mc:Ignorable="w14 wp14">
   <w:footnote w:type="separator" w:id="-1">
     <w:p>
       <w:pPr>
@@ -6249,7 +6252,7 @@
 </file>
 
 <file path=word/styles.xml><?xml version="1.0" encoding="utf-8"?>
-<w:styles xmlns:mc="http://schemas.openxmlformats.org/markup-compatibility/2006" xmlns:r="http://schemas.openxmlformats.org/officeDocument/2006/relationships" xmlns:w="http://schemas.openxmlformats.org/wordprocessingml/2006/main" xmlns:w14="http://schemas.microsoft.com/office/word/2010/wordml" xmlns:w15="http://schemas.microsoft.com/office/word/2012/wordml" xmlns:w16cex="http://schemas.microsoft.com/office/word/2018/wordml/cex" xmlns:w16cid="http://schemas.microsoft.com/office/word/2016/wordml/cid" xmlns:w16="http://schemas.microsoft.com/office/word/2018/wordml" xmlns:w16sdtdh="http://schemas.microsoft.com/office/word/2020/wordml/sdtdatahash" xmlns:w16se="http://schemas.microsoft.com/office/word/2015/wordml/symex" mc:Ignorable="w14 w15 w16se w16cid w16 w16cex w16sdtdh">
+<w:styles xmlns:mc="http://schemas.openxmlformats.org/markup-compatibility/2006" xmlns:r="http://schemas.openxmlformats.org/officeDocument/2006/relationships" xmlns:w="http://schemas.openxmlformats.org/wordprocessingml/2006/main" xmlns:w14="http://schemas.microsoft.com/office/word/2010/wordml" mc:Ignorable="w14">
   <w:docDefaults>
     <w:rPrDefault>
       <w:rPr>
@@ -6259,383 +6262,146 @@
     </w:rPrDefault>
     <w:pPrDefault/>
   </w:docDefaults>
-  <w:latentStyles w:defLockedState="0" w:defUIPriority="99" w:defSemiHidden="0" w:defUnhideWhenUsed="0" w:defQFormat="0" w:count="376">
-    <w:lsdException w:name="Normal" w:locked="1" w:uiPriority="0" w:qFormat="1"/>
-    <w:lsdException w:name="heading 1" w:locked="1" w:uiPriority="0" w:qFormat="1"/>
-    <w:lsdException w:name="heading 2" w:locked="1" w:uiPriority="0" w:qFormat="1"/>
-    <w:lsdException w:name="heading 3" w:locked="1" w:semiHidden="1" w:uiPriority="0" w:unhideWhenUsed="1" w:qFormat="1"/>
-    <w:lsdException w:name="heading 4" w:locked="1" w:uiPriority="0" w:qFormat="1"/>
-    <w:lsdException w:name="heading 5" w:locked="1" w:uiPriority="0" w:qFormat="1"/>
-    <w:lsdException w:name="heading 6" w:locked="1" w:uiPriority="0" w:qFormat="1"/>
-    <w:lsdException w:name="heading 7" w:locked="1" w:semiHidden="1" w:uiPriority="0" w:unhideWhenUsed="1" w:qFormat="1"/>
-    <w:lsdException w:name="heading 8" w:locked="1" w:semiHidden="1" w:uiPriority="0" w:unhideWhenUsed="1" w:qFormat="1"/>
-    <w:lsdException w:name="heading 9" w:locked="1" w:semiHidden="1" w:uiPriority="0" w:unhideWhenUsed="1" w:qFormat="1"/>
-    <w:lsdException w:name="index 1" w:semiHidden="1" w:unhideWhenUsed="1"/>
-    <w:lsdException w:name="index 2" w:semiHidden="1" w:unhideWhenUsed="1"/>
-    <w:lsdException w:name="index 3" w:semiHidden="1" w:unhideWhenUsed="1"/>
-    <w:lsdException w:name="index 4" w:semiHidden="1" w:unhideWhenUsed="1"/>
-    <w:lsdException w:name="index 5" w:semiHidden="1" w:unhideWhenUsed="1"/>
-    <w:lsdException w:name="index 6" w:semiHidden="1" w:unhideWhenUsed="1"/>
-    <w:lsdException w:name="index 7" w:semiHidden="1" w:unhideWhenUsed="1"/>
-    <w:lsdException w:name="index 8" w:semiHidden="1" w:unhideWhenUsed="1"/>
-    <w:lsdException w:name="index 9" w:semiHidden="1" w:unhideWhenUsed="1"/>
-    <w:lsdException w:name="toc 1" w:locked="1" w:uiPriority="0"/>
-    <w:lsdException w:name="toc 2" w:locked="1" w:uiPriority="0"/>
-    <w:lsdException w:name="toc 3" w:locked="1" w:uiPriority="0"/>
-    <w:lsdException w:name="toc 4" w:locked="1" w:uiPriority="0"/>
-    <w:lsdException w:name="toc 5" w:locked="1" w:uiPriority="0"/>
-    <w:lsdException w:name="toc 6" w:locked="1" w:uiPriority="0"/>
-    <w:lsdException w:name="toc 7" w:locked="1" w:uiPriority="0"/>
-    <w:lsdException w:name="toc 8" w:locked="1" w:uiPriority="0"/>
-    <w:lsdException w:name="toc 9" w:locked="1" w:uiPriority="0"/>
-    <w:lsdException w:name="Normal Indent" w:semiHidden="1" w:unhideWhenUsed="1"/>
-    <w:lsdException w:name="footnote text" w:semiHidden="1" w:unhideWhenUsed="1"/>
-    <w:lsdException w:name="annotation text" w:semiHidden="1" w:unhideWhenUsed="1"/>
-    <w:lsdException w:name="header" w:semiHidden="1" w:unhideWhenUsed="1"/>
-    <w:lsdException w:name="footer" w:semiHidden="1" w:unhideWhenUsed="1"/>
-    <w:lsdException w:name="index heading" w:semiHidden="1" w:unhideWhenUsed="1"/>
-    <w:lsdException w:name="caption" w:locked="1" w:semiHidden="1" w:uiPriority="0" w:unhideWhenUsed="1" w:qFormat="1"/>
-    <w:lsdException w:name="table of figures" w:semiHidden="1" w:unhideWhenUsed="1"/>
-    <w:lsdException w:name="envelope address" w:semiHidden="1" w:unhideWhenUsed="1"/>
-    <w:lsdException w:name="envelope return" w:semiHidden="1" w:unhideWhenUsed="1"/>
-    <w:lsdException w:name="footnote reference" w:semiHidden="1" w:unhideWhenUsed="1"/>
-    <w:lsdException w:name="annotation reference" w:semiHidden="1" w:unhideWhenUsed="1"/>
-    <w:lsdException w:name="line number" w:semiHidden="1" w:unhideWhenUsed="1"/>
-    <w:lsdException w:name="page number" w:semiHidden="1" w:unhideWhenUsed="1"/>
-    <w:lsdException w:name="endnote reference" w:semiHidden="1" w:unhideWhenUsed="1"/>
-    <w:lsdException w:name="endnote text" w:semiHidden="1" w:unhideWhenUsed="1"/>
-    <w:lsdException w:name="table of authorities" w:semiHidden="1" w:unhideWhenUsed="1"/>
-    <w:lsdException w:name="macro" w:semiHidden="1" w:unhideWhenUsed="1"/>
-    <w:lsdException w:name="toa heading" w:semiHidden="1" w:unhideWhenUsed="1"/>
-    <w:lsdException w:name="List" w:semiHidden="1" w:unhideWhenUsed="1"/>
-    <w:lsdException w:name="List Bullet" w:semiHidden="1" w:unhideWhenUsed="1"/>
-    <w:lsdException w:name="List Number" w:semiHidden="1" w:unhideWhenUsed="1"/>
-    <w:lsdException w:name="List 2" w:semiHidden="1" w:unhideWhenUsed="1"/>
-    <w:lsdException w:name="List 3" w:semiHidden="1" w:unhideWhenUsed="1"/>
-    <w:lsdException w:name="List 4" w:semiHidden="1" w:unhideWhenUsed="1"/>
-    <w:lsdException w:name="List 5" w:semiHidden="1" w:unhideWhenUsed="1"/>
-    <w:lsdException w:name="List Bullet 2" w:semiHidden="1" w:unhideWhenUsed="1"/>
-    <w:lsdException w:name="List Bullet 3" w:semiHidden="1" w:unhideWhenUsed="1"/>
-    <w:lsdException w:name="List Bullet 4" w:semiHidden="1" w:unhideWhenUsed="1"/>
-    <w:lsdException w:name="List Bullet 5" w:semiHidden="1" w:unhideWhenUsed="1"/>
-    <w:lsdException w:name="List Number 2" w:semiHidden="1" w:unhideWhenUsed="1"/>
-    <w:lsdException w:name="List Number 3" w:semiHidden="1" w:unhideWhenUsed="1"/>
-    <w:lsdException w:name="List Number 4" w:semiHidden="1" w:unhideWhenUsed="1"/>
-    <w:lsdException w:name="List Number 5" w:semiHidden="1" w:unhideWhenUsed="1"/>
-    <w:lsdException w:name="Title" w:locked="1" w:uiPriority="0" w:qFormat="1"/>
-    <w:lsdException w:name="Closing" w:semiHidden="1" w:unhideWhenUsed="1"/>
-    <w:lsdException w:name="Signature" w:semiHidden="1" w:unhideWhenUsed="1"/>
-    <w:lsdException w:name="Default Paragraph Font" w:locked="1" w:uiPriority="0"/>
-    <w:lsdException w:name="Body Text" w:semiHidden="1" w:unhideWhenUsed="1"/>
-    <w:lsdException w:name="Body Text Indent" w:locked="1" w:uiPriority="0"/>
-    <w:lsdException w:name="List Continue" w:semiHidden="1" w:unhideWhenUsed="1"/>
-    <w:lsdException w:name="List Continue 2" w:semiHidden="1" w:unhideWhenUsed="1"/>
-    <w:lsdException w:name="List Continue 3" w:semiHidden="1" w:unhideWhenUsed="1"/>
-    <w:lsdException w:name="List Continue 4" w:semiHidden="1" w:unhideWhenUsed="1"/>
-    <w:lsdException w:name="List Continue 5" w:semiHidden="1" w:unhideWhenUsed="1"/>
-    <w:lsdException w:name="Message Header" w:semiHidden="1" w:unhideWhenUsed="1"/>
-    <w:lsdException w:name="Subtitle" w:locked="1" w:uiPriority="0" w:qFormat="1"/>
-    <w:lsdException w:name="Salutation" w:semiHidden="1" w:unhideWhenUsed="1"/>
-    <w:lsdException w:name="Date" w:semiHidden="1" w:unhideWhenUsed="1"/>
-    <w:lsdException w:name="Body Text First Indent" w:semiHidden="1" w:unhideWhenUsed="1"/>
-    <w:lsdException w:name="Body Text First Indent 2" w:semiHidden="1" w:unhideWhenUsed="1"/>
-    <w:lsdException w:name="Note Heading" w:semiHidden="1" w:unhideWhenUsed="1"/>
-    <w:lsdException w:name="Body Text 2" w:semiHidden="1" w:unhideWhenUsed="1"/>
-    <w:lsdException w:name="Body Text 3" w:semiHidden="1" w:unhideWhenUsed="1"/>
-    <w:lsdException w:name="Body Text Indent 2" w:semiHidden="1" w:unhideWhenUsed="1"/>
-    <w:lsdException w:name="Body Text Indent 3" w:semiHidden="1" w:unhideWhenUsed="1"/>
-    <w:lsdException w:name="Block Text" w:semiHidden="1" w:unhideWhenUsed="1"/>
-    <w:lsdException w:name="Hyperlink" w:semiHidden="1" w:unhideWhenUsed="1"/>
-    <w:lsdException w:name="FollowedHyperlink" w:semiHidden="1" w:unhideWhenUsed="1"/>
-    <w:lsdException w:name="Strong" w:locked="1" w:uiPriority="0" w:qFormat="1"/>
-    <w:lsdException w:name="Emphasis" w:locked="1" w:uiPriority="0" w:qFormat="1"/>
-    <w:lsdException w:name="Document Map" w:semiHidden="1" w:unhideWhenUsed="1"/>
-    <w:lsdException w:name="Plain Text" w:semiHidden="1" w:unhideWhenUsed="1"/>
-    <w:lsdException w:name="E-mail Signature" w:semiHidden="1" w:unhideWhenUsed="1"/>
-    <w:lsdException w:name="HTML Top of Form" w:semiHidden="1" w:unhideWhenUsed="1"/>
-    <w:lsdException w:name="HTML Bottom of Form" w:semiHidden="1" w:unhideWhenUsed="1"/>
-    <w:lsdException w:name="Normal (Web)" w:locked="1"/>
-    <w:lsdException w:name="HTML Acronym" w:semiHidden="1" w:unhideWhenUsed="1"/>
-    <w:lsdException w:name="HTML Address" w:semiHidden="1" w:unhideWhenUsed="1"/>
-    <w:lsdException w:name="HTML Cite" w:semiHidden="1" w:unhideWhenUsed="1"/>
-    <w:lsdException w:name="HTML Code" w:semiHidden="1" w:unhideWhenUsed="1"/>
-    <w:lsdException w:name="HTML Definition" w:semiHidden="1" w:unhideWhenUsed="1"/>
-    <w:lsdException w:name="HTML Keyboard" w:semiHidden="1" w:unhideWhenUsed="1"/>
-    <w:lsdException w:name="HTML Preformatted" w:semiHidden="1" w:unhideWhenUsed="1"/>
-    <w:lsdException w:name="HTML Sample" w:semiHidden="1" w:unhideWhenUsed="1"/>
-    <w:lsdException w:name="HTML Typewriter" w:semiHidden="1" w:unhideWhenUsed="1"/>
-    <w:lsdException w:name="HTML Variable" w:semiHidden="1" w:unhideWhenUsed="1"/>
-    <w:lsdException w:name="Normal Table" w:semiHidden="1" w:unhideWhenUsed="1"/>
-    <w:lsdException w:name="annotation subject" w:semiHidden="1" w:unhideWhenUsed="1"/>
-    <w:lsdException w:name="No List" w:semiHidden="1" w:unhideWhenUsed="1"/>
-    <w:lsdException w:name="Outline List 1" w:semiHidden="1" w:unhideWhenUsed="1"/>
-    <w:lsdException w:name="Outline List 2" w:semiHidden="1" w:unhideWhenUsed="1"/>
-    <w:lsdException w:name="Outline List 3" w:semiHidden="1" w:unhideWhenUsed="1"/>
-    <w:lsdException w:name="Table Simple 1" w:semiHidden="1" w:unhideWhenUsed="1"/>
-    <w:lsdException w:name="Table Simple 2" w:semiHidden="1" w:unhideWhenUsed="1"/>
-    <w:lsdException w:name="Table Simple 3" w:semiHidden="1" w:unhideWhenUsed="1"/>
-    <w:lsdException w:name="Table Classic 1" w:semiHidden="1" w:unhideWhenUsed="1"/>
-    <w:lsdException w:name="Table Classic 2" w:semiHidden="1" w:unhideWhenUsed="1"/>
-    <w:lsdException w:name="Table Classic 3" w:semiHidden="1" w:unhideWhenUsed="1"/>
-    <w:lsdException w:name="Table Classic 4" w:semiHidden="1" w:unhideWhenUsed="1"/>
-    <w:lsdException w:name="Table Colorful 1" w:semiHidden="1" w:unhideWhenUsed="1"/>
-    <w:lsdException w:name="Table Colorful 2" w:semiHidden="1" w:unhideWhenUsed="1"/>
-    <w:lsdException w:name="Table Colorful 3" w:semiHidden="1" w:unhideWhenUsed="1"/>
-    <w:lsdException w:name="Table Columns 1" w:semiHidden="1" w:unhideWhenUsed="1"/>
-    <w:lsdException w:name="Table Columns 2" w:semiHidden="1" w:unhideWhenUsed="1"/>
-    <w:lsdException w:name="Table Columns 3" w:semiHidden="1" w:unhideWhenUsed="1"/>
-    <w:lsdException w:name="Table Columns 4" w:semiHidden="1" w:unhideWhenUsed="1"/>
-    <w:lsdException w:name="Table Columns 5" w:semiHidden="1" w:unhideWhenUsed="1"/>
-    <w:lsdException w:name="Table Grid 1" w:semiHidden="1" w:unhideWhenUsed="1"/>
-    <w:lsdException w:name="Table Grid 2" w:semiHidden="1" w:unhideWhenUsed="1"/>
-    <w:lsdException w:name="Table Grid 3" w:semiHidden="1" w:unhideWhenUsed="1"/>
-    <w:lsdException w:name="Table Grid 4" w:semiHidden="1" w:unhideWhenUsed="1"/>
-    <w:lsdException w:name="Table Grid 5" w:semiHidden="1" w:unhideWhenUsed="1"/>
-    <w:lsdException w:name="Table Grid 6" w:semiHidden="1" w:unhideWhenUsed="1"/>
-    <w:lsdException w:name="Table Grid 7" w:semiHidden="1" w:unhideWhenUsed="1"/>
-    <w:lsdException w:name="Table Grid 8" w:semiHidden="1" w:unhideWhenUsed="1"/>
-    <w:lsdException w:name="Table List 1" w:semiHidden="1" w:unhideWhenUsed="1"/>
-    <w:lsdException w:name="Table List 2" w:semiHidden="1" w:unhideWhenUsed="1"/>
-    <w:lsdException w:name="Table List 3" w:semiHidden="1" w:unhideWhenUsed="1"/>
-    <w:lsdException w:name="Table List 4" w:semiHidden="1" w:unhideWhenUsed="1"/>
-    <w:lsdException w:name="Table List 5" w:semiHidden="1" w:unhideWhenUsed="1"/>
-    <w:lsdException w:name="Table List 6" w:semiHidden="1" w:unhideWhenUsed="1"/>
-    <w:lsdException w:name="Table List 7" w:semiHidden="1" w:unhideWhenUsed="1"/>
-    <w:lsdException w:name="Table List 8" w:semiHidden="1" w:unhideWhenUsed="1"/>
-    <w:lsdException w:name="Table 3D effects 1" w:semiHidden="1" w:unhideWhenUsed="1"/>
-    <w:lsdException w:name="Table 3D effects 2" w:semiHidden="1" w:unhideWhenUsed="1"/>
-    <w:lsdException w:name="Table 3D effects 3" w:semiHidden="1" w:unhideWhenUsed="1"/>
-    <w:lsdException w:name="Table Contemporary" w:semiHidden="1" w:unhideWhenUsed="1"/>
-    <w:lsdException w:name="Table Elegant" w:semiHidden="1" w:unhideWhenUsed="1"/>
-    <w:lsdException w:name="Table Professional" w:semiHidden="1" w:unhideWhenUsed="1"/>
-    <w:lsdException w:name="Table Subtle 1" w:semiHidden="1" w:unhideWhenUsed="1"/>
-    <w:lsdException w:name="Table Subtle 2" w:semiHidden="1" w:unhideWhenUsed="1"/>
-    <w:lsdException w:name="Table Web 1" w:semiHidden="1" w:unhideWhenUsed="1"/>
-    <w:lsdException w:name="Table Web 2" w:semiHidden="1" w:unhideWhenUsed="1"/>
-    <w:lsdException w:name="Table Web 3" w:semiHidden="1" w:unhideWhenUsed="1"/>
-    <w:lsdException w:name="Balloon Text" w:semiHidden="1" w:unhideWhenUsed="1"/>
-    <w:lsdException w:name="Table Grid" w:locked="1" w:semiHidden="1" w:uiPriority="0" w:unhideWhenUsed="1"/>
-    <w:lsdException w:name="Table Theme" w:semiHidden="1" w:unhideWhenUsed="1"/>
-    <w:lsdException w:name="Placeholder Text" w:semiHidden="1"/>
-    <w:lsdException w:name="No Spacing" w:uiPriority="1" w:qFormat="1"/>
-    <w:lsdException w:name="Light Shading" w:uiPriority="60"/>
-    <w:lsdException w:name="Light List" w:uiPriority="61"/>
-    <w:lsdException w:name="Light Grid" w:uiPriority="62"/>
-    <w:lsdException w:name="Medium Shading 1" w:uiPriority="63"/>
-    <w:lsdException w:name="Medium Shading 2" w:uiPriority="64"/>
-    <w:lsdException w:name="Medium List 1" w:uiPriority="65"/>
-    <w:lsdException w:name="Medium List 2" w:uiPriority="66"/>
-    <w:lsdException w:name="Medium Grid 1" w:uiPriority="67"/>
-    <w:lsdException w:name="Medium Grid 2" w:uiPriority="68"/>
-    <w:lsdException w:name="Medium Grid 3" w:uiPriority="69"/>
-    <w:lsdException w:name="Dark List" w:uiPriority="70"/>
-    <w:lsdException w:name="Colorful Shading" w:uiPriority="71"/>
-    <w:lsdException w:name="Colorful List" w:uiPriority="72"/>
-    <w:lsdException w:name="Colorful Grid" w:uiPriority="73"/>
-    <w:lsdException w:name="Light Shading Accent 1" w:uiPriority="60"/>
-    <w:lsdException w:name="Light List Accent 1" w:uiPriority="61"/>
-    <w:lsdException w:name="Light Grid Accent 1" w:uiPriority="62"/>
-    <w:lsdException w:name="Medium Shading 1 Accent 1" w:uiPriority="63"/>
-    <w:lsdException w:name="Medium Shading 2 Accent 1" w:uiPriority="64"/>
-    <w:lsdException w:name="Medium List 1 Accent 1" w:uiPriority="65"/>
-    <w:lsdException w:name="Revision" w:semiHidden="1"/>
-    <w:lsdException w:name="List Paragraph" w:uiPriority="34" w:qFormat="1"/>
-    <w:lsdException w:name="Quote" w:uiPriority="29" w:qFormat="1"/>
-    <w:lsdException w:name="Intense Quote" w:uiPriority="30" w:qFormat="1"/>
-    <w:lsdException w:name="Medium List 2 Accent 1" w:uiPriority="66"/>
-    <w:lsdException w:name="Medium Grid 1 Accent 1" w:uiPriority="67"/>
-    <w:lsdException w:name="Medium Grid 2 Accent 1" w:uiPriority="68"/>
-    <w:lsdException w:name="Medium Grid 3 Accent 1" w:uiPriority="69"/>
-    <w:lsdException w:name="Dark List Accent 1" w:uiPriority="70"/>
-    <w:lsdException w:name="Colorful Shading Accent 1" w:uiPriority="71"/>
-    <w:lsdException w:name="Colorful List Accent 1" w:uiPriority="72"/>
-    <w:lsdException w:name="Colorful Grid Accent 1" w:uiPriority="73"/>
-    <w:lsdException w:name="Light Shading Accent 2" w:uiPriority="60"/>
-    <w:lsdException w:name="Light List Accent 2" w:uiPriority="61"/>
-    <w:lsdException w:name="Light Grid Accent 2" w:uiPriority="62"/>
-    <w:lsdException w:name="Medium Shading 1 Accent 2" w:uiPriority="63"/>
-    <w:lsdException w:name="Medium Shading 2 Accent 2" w:uiPriority="64"/>
-    <w:lsdException w:name="Medium List 1 Accent 2" w:uiPriority="65"/>
-    <w:lsdException w:name="Medium List 2 Accent 2" w:uiPriority="66"/>
-    <w:lsdException w:name="Medium Grid 1 Accent 2" w:uiPriority="67"/>
-    <w:lsdException w:name="Medium Grid 2 Accent 2" w:uiPriority="68"/>
-    <w:lsdException w:name="Medium Grid 3 Accent 2" w:uiPriority="69"/>
-    <w:lsdException w:name="Dark List Accent 2" w:uiPriority="70"/>
-    <w:lsdException w:name="Colorful Shading Accent 2" w:uiPriority="71"/>
-    <w:lsdException w:name="Colorful List Accent 2" w:uiPriority="72"/>
-    <w:lsdException w:name="Colorful Grid Accent 2" w:uiPriority="73"/>
-    <w:lsdException w:name="Light Shading Accent 3" w:uiPriority="60"/>
-    <w:lsdException w:name="Light List Accent 3" w:uiPriority="61"/>
-    <w:lsdException w:name="Light Grid Accent 3" w:uiPriority="62"/>
-    <w:lsdException w:name="Medium Shading 1 Accent 3" w:uiPriority="63"/>
-    <w:lsdException w:name="Medium Shading 2 Accent 3" w:uiPriority="64"/>
-    <w:lsdException w:name="Medium List 1 Accent 3" w:uiPriority="65"/>
-    <w:lsdException w:name="Medium List 2 Accent 3" w:uiPriority="66"/>
-    <w:lsdException w:name="Medium Grid 1 Accent 3" w:uiPriority="67"/>
-    <w:lsdException w:name="Medium Grid 2 Accent 3" w:uiPriority="68"/>
-    <w:lsdException w:name="Medium Grid 3 Accent 3" w:uiPriority="69"/>
-    <w:lsdException w:name="Dark List Accent 3" w:uiPriority="70"/>
-    <w:lsdException w:name="Colorful Shading Accent 3" w:uiPriority="71"/>
-    <w:lsdException w:name="Colorful List Accent 3" w:uiPriority="72"/>
-    <w:lsdException w:name="Colorful Grid Accent 3" w:uiPriority="73"/>
-    <w:lsdException w:name="Light Shading Accent 4" w:uiPriority="60"/>
-    <w:lsdException w:name="Light List Accent 4" w:uiPriority="61"/>
-    <w:lsdException w:name="Light Grid Accent 4" w:uiPriority="62"/>
-    <w:lsdException w:name="Medium Shading 1 Accent 4" w:uiPriority="63"/>
-    <w:lsdException w:name="Medium Shading 2 Accent 4" w:uiPriority="64"/>
-    <w:lsdException w:name="Medium List 1 Accent 4" w:uiPriority="65"/>
-    <w:lsdException w:name="Medium List 2 Accent 4" w:uiPriority="66"/>
-    <w:lsdException w:name="Medium Grid 1 Accent 4" w:uiPriority="67"/>
-    <w:lsdException w:name="Medium Grid 2 Accent 4" w:uiPriority="68"/>
-    <w:lsdException w:name="Medium Grid 3 Accent 4" w:uiPriority="69"/>
-    <w:lsdException w:name="Dark List Accent 4" w:uiPriority="70"/>
-    <w:lsdException w:name="Colorful Shading Accent 4" w:uiPriority="71"/>
-    <w:lsdException w:name="Colorful List Accent 4" w:uiPriority="72"/>
-    <w:lsdException w:name="Colorful Grid Accent 4" w:uiPriority="73"/>
-    <w:lsdException w:name="Light Shading Accent 5" w:uiPriority="60"/>
-    <w:lsdException w:name="Light List Accent 5" w:uiPriority="61"/>
-    <w:lsdException w:name="Light Grid Accent 5" w:uiPriority="62"/>
-    <w:lsdException w:name="Medium Shading 1 Accent 5" w:uiPriority="63"/>
-    <w:lsdException w:name="Medium Shading 2 Accent 5" w:uiPriority="64"/>
-    <w:lsdException w:name="Medium List 1 Accent 5" w:uiPriority="65"/>
-    <w:lsdException w:name="Medium List 2 Accent 5" w:uiPriority="66"/>
-    <w:lsdException w:name="Medium Grid 1 Accent 5" w:uiPriority="67"/>
-    <w:lsdException w:name="Medium Grid 2 Accent 5" w:uiPriority="68"/>
-    <w:lsdException w:name="Medium Grid 3 Accent 5" w:uiPriority="69"/>
-    <w:lsdException w:name="Dark List Accent 5" w:uiPriority="70"/>
-    <w:lsdException w:name="Colorful Shading Accent 5" w:uiPriority="71"/>
-    <w:lsdException w:name="Colorful List Accent 5" w:uiPriority="72"/>
-    <w:lsdException w:name="Colorful Grid Accent 5" w:uiPriority="73"/>
-    <w:lsdException w:name="Light Shading Accent 6" w:uiPriority="60"/>
-    <w:lsdException w:name="Light List Accent 6" w:uiPriority="61"/>
-    <w:lsdException w:name="Light Grid Accent 6" w:uiPriority="62"/>
-    <w:lsdException w:name="Medium Shading 1 Accent 6" w:uiPriority="63"/>
-    <w:lsdException w:name="Medium Shading 2 Accent 6" w:uiPriority="64"/>
-    <w:lsdException w:name="Medium List 1 Accent 6" w:uiPriority="65"/>
-    <w:lsdException w:name="Medium List 2 Accent 6" w:uiPriority="66"/>
-    <w:lsdException w:name="Medium Grid 1 Accent 6" w:uiPriority="67"/>
-    <w:lsdException w:name="Medium Grid 2 Accent 6" w:uiPriority="68"/>
-    <w:lsdException w:name="Medium Grid 3 Accent 6" w:uiPriority="69"/>
-    <w:lsdException w:name="Dark List Accent 6" w:uiPriority="70"/>
-    <w:lsdException w:name="Colorful Shading Accent 6" w:uiPriority="71"/>
-    <w:lsdException w:name="Colorful List Accent 6" w:uiPriority="72"/>
-    <w:lsdException w:name="Colorful Grid Accent 6" w:uiPriority="73"/>
-    <w:lsdException w:name="Subtle Emphasis" w:uiPriority="19" w:qFormat="1"/>
-    <w:lsdException w:name="Intense Emphasis" w:uiPriority="21" w:qFormat="1"/>
-    <w:lsdException w:name="Subtle Reference" w:uiPriority="31" w:qFormat="1"/>
-    <w:lsdException w:name="Intense Reference" w:uiPriority="32" w:qFormat="1"/>
-    <w:lsdException w:name="Book Title" w:uiPriority="33" w:qFormat="1"/>
-    <w:lsdException w:name="Bibliography" w:semiHidden="1" w:uiPriority="37" w:unhideWhenUsed="1"/>
-    <w:lsdException w:name="TOC Heading" w:semiHidden="1" w:uiPriority="39" w:unhideWhenUsed="1" w:qFormat="1"/>
-    <w:lsdException w:name="Plain Table 1" w:uiPriority="41"/>
-    <w:lsdException w:name="Plain Table 2" w:uiPriority="42"/>
-    <w:lsdException w:name="Plain Table 3" w:uiPriority="43"/>
-    <w:lsdException w:name="Plain Table 4" w:uiPriority="44"/>
-    <w:lsdException w:name="Plain Table 5" w:uiPriority="45"/>
-    <w:lsdException w:name="Grid Table Light" w:uiPriority="40"/>
-    <w:lsdException w:name="Grid Table 1 Light" w:uiPriority="46"/>
-    <w:lsdException w:name="Grid Table 2" w:uiPriority="47"/>
-    <w:lsdException w:name="Grid Table 3" w:uiPriority="48"/>
-    <w:lsdException w:name="Grid Table 4" w:uiPriority="49"/>
-    <w:lsdException w:name="Grid Table 5 Dark" w:uiPriority="50"/>
-    <w:lsdException w:name="Grid Table 6 Colorful" w:uiPriority="51"/>
-    <w:lsdException w:name="Grid Table 7 Colorful" w:uiPriority="52"/>
-    <w:lsdException w:name="Grid Table 1 Light Accent 1" w:uiPriority="46"/>
-    <w:lsdException w:name="Grid Table 2 Accent 1" w:uiPriority="47"/>
-    <w:lsdException w:name="Grid Table 3 Accent 1" w:uiPriority="48"/>
-    <w:lsdException w:name="Grid Table 4 Accent 1" w:uiPriority="49"/>
-    <w:lsdException w:name="Grid Table 5 Dark Accent 1" w:uiPriority="50"/>
-    <w:lsdException w:name="Grid Table 6 Colorful Accent 1" w:uiPriority="51"/>
-    <w:lsdException w:name="Grid Table 7 Colorful Accent 1" w:uiPriority="52"/>
-    <w:lsdException w:name="Grid Table 1 Light Accent 2" w:uiPriority="46"/>
-    <w:lsdException w:name="Grid Table 2 Accent 2" w:uiPriority="47"/>
-    <w:lsdException w:name="Grid Table 3 Accent 2" w:uiPriority="48"/>
-    <w:lsdException w:name="Grid Table 4 Accent 2" w:uiPriority="49"/>
-    <w:lsdException w:name="Grid Table 5 Dark Accent 2" w:uiPriority="50"/>
-    <w:lsdException w:name="Grid Table 6 Colorful Accent 2" w:uiPriority="51"/>
-    <w:lsdException w:name="Grid Table 7 Colorful Accent 2" w:uiPriority="52"/>
-    <w:lsdException w:name="Grid Table 1 Light Accent 3" w:uiPriority="46"/>
-    <w:lsdException w:name="Grid Table 2 Accent 3" w:uiPriority="47"/>
-    <w:lsdException w:name="Grid Table 3 Accent 3" w:uiPriority="48"/>
-    <w:lsdException w:name="Grid Table 4 Accent 3" w:uiPriority="49"/>
-    <w:lsdException w:name="Grid Table 5 Dark Accent 3" w:uiPriority="50"/>
-    <w:lsdException w:name="Grid Table 6 Colorful Accent 3" w:uiPriority="51"/>
-    <w:lsdException w:name="Grid Table 7 Colorful Accent 3" w:uiPriority="52"/>
-    <w:lsdException w:name="Grid Table 1 Light Accent 4" w:uiPriority="46"/>
-    <w:lsdException w:name="Grid Table 2 Accent 4" w:uiPriority="47"/>
-    <w:lsdException w:name="Grid Table 3 Accent 4" w:uiPriority="48"/>
-    <w:lsdException w:name="Grid Table 4 Accent 4" w:uiPriority="49"/>
-    <w:lsdException w:name="Grid Table 5 Dark Accent 4" w:uiPriority="50"/>
-    <w:lsdException w:name="Grid Table 6 Colorful Accent 4" w:uiPriority="51"/>
-    <w:lsdException w:name="Grid Table 7 Colorful Accent 4" w:uiPriority="52"/>
-    <w:lsdException w:name="Grid Table 1 Light Accent 5" w:uiPriority="46"/>
-    <w:lsdException w:name="Grid Table 2 Accent 5" w:uiPriority="47"/>
-    <w:lsdException w:name="Grid Table 3 Accent 5" w:uiPriority="48"/>
-    <w:lsdException w:name="Grid Table 4 Accent 5" w:uiPriority="49"/>
-    <w:lsdException w:name="Grid Table 5 Dark Accent 5" w:uiPriority="50"/>
-    <w:lsdException w:name="Grid Table 6 Colorful Accent 5" w:uiPriority="51"/>
-    <w:lsdException w:name="Grid Table 7 Colorful Accent 5" w:uiPriority="52"/>
-    <w:lsdException w:name="Grid Table 1 Light Accent 6" w:uiPriority="46"/>
-    <w:lsdException w:name="Grid Table 2 Accent 6" w:uiPriority="47"/>
-    <w:lsdException w:name="Grid Table 3 Accent 6" w:uiPriority="48"/>
-    <w:lsdException w:name="Grid Table 4 Accent 6" w:uiPriority="49"/>
-    <w:lsdException w:name="Grid Table 5 Dark Accent 6" w:uiPriority="50"/>
-    <w:lsdException w:name="Grid Table 6 Colorful Accent 6" w:uiPriority="51"/>
-    <w:lsdException w:name="Grid Table 7 Colorful Accent 6" w:uiPriority="52"/>
-    <w:lsdException w:name="List Table 1 Light" w:uiPriority="46"/>
-    <w:lsdException w:name="List Table 2" w:uiPriority="47"/>
-    <w:lsdException w:name="List Table 3" w:uiPriority="48"/>
-    <w:lsdException w:name="List Table 4" w:uiPriority="49"/>
-    <w:lsdException w:name="List Table 5 Dark" w:uiPriority="50"/>
-    <w:lsdException w:name="List Table 6 Colorful" w:uiPriority="51"/>
-    <w:lsdException w:name="List Table 7 Colorful" w:uiPriority="52"/>
-    <w:lsdException w:name="List Table 1 Light Accent 1" w:uiPriority="46"/>
-    <w:lsdException w:name="List Table 2 Accent 1" w:uiPriority="47"/>
-    <w:lsdException w:name="List Table 3 Accent 1" w:uiPriority="48"/>
-    <w:lsdException w:name="List Table 4 Accent 1" w:uiPriority="49"/>
-    <w:lsdException w:name="List Table 5 Dark Accent 1" w:uiPriority="50"/>
-    <w:lsdException w:name="List Table 6 Colorful Accent 1" w:uiPriority="51"/>
-    <w:lsdException w:name="List Table 7 Colorful Accent 1" w:uiPriority="52"/>
-    <w:lsdException w:name="List Table 1 Light Accent 2" w:uiPriority="46"/>
-    <w:lsdException w:name="List Table 2 Accent 2" w:uiPriority="47"/>
-    <w:lsdException w:name="List Table 3 Accent 2" w:uiPriority="48"/>
-    <w:lsdException w:name="List Table 4 Accent 2" w:uiPriority="49"/>
-    <w:lsdException w:name="List Table 5 Dark Accent 2" w:uiPriority="50"/>
-    <w:lsdException w:name="List Table 6 Colorful Accent 2" w:uiPriority="51"/>
-    <w:lsdException w:name="List Table 7 Colorful Accent 2" w:uiPriority="52"/>
-    <w:lsdException w:name="List Table 1 Light Accent 3" w:uiPriority="46"/>
-    <w:lsdException w:name="List Table 2 Accent 3" w:uiPriority="47"/>
-    <w:lsdException w:name="List Table 3 Accent 3" w:uiPriority="48"/>
-    <w:lsdException w:name="List Table 4 Accent 3" w:uiPriority="49"/>
-    <w:lsdException w:name="List Table 5 Dark Accent 3" w:uiPriority="50"/>
-    <w:lsdException w:name="List Table 6 Colorful Accent 3" w:uiPriority="51"/>
-    <w:lsdException w:name="List Table 7 Colorful Accent 3" w:uiPriority="52"/>
-    <w:lsdException w:name="List Table 1 Light Accent 4" w:uiPriority="46"/>
-    <w:lsdException w:name="List Table 2 Accent 4" w:uiPriority="47"/>
-    <w:lsdException w:name="List Table 3 Accent 4" w:uiPriority="48"/>
-    <w:lsdException w:name="List Table 4 Accent 4" w:uiPriority="49"/>
-    <w:lsdException w:name="List Table 5 Dark Accent 4" w:uiPriority="50"/>
-    <w:lsdException w:name="List Table 6 Colorful Accent 4" w:uiPriority="51"/>
-    <w:lsdException w:name="List Table 7 Colorful Accent 4" w:uiPriority="52"/>
-    <w:lsdException w:name="List Table 1 Light Accent 5" w:uiPriority="46"/>
-    <w:lsdException w:name="List Table 2 Accent 5" w:uiPriority="47"/>
-    <w:lsdException w:name="List Table 3 Accent 5" w:uiPriority="48"/>
-    <w:lsdException w:name="List Table 4 Accent 5" w:uiPriority="49"/>
-    <w:lsdException w:name="List Table 5 Dark Accent 5" w:uiPriority="50"/>
-    <w:lsdException w:name="List Table 6 Colorful Accent 5" w:uiPriority="51"/>
-    <w:lsdException w:name="List Table 7 Colorful Accent 5" w:uiPriority="52"/>
-    <w:lsdException w:name="List Table 1 Light Accent 6" w:uiPriority="46"/>
-    <w:lsdException w:name="List Table 2 Accent 6" w:uiPriority="47"/>
-    <w:lsdException w:name="List Table 3 Accent 6" w:uiPriority="48"/>
-    <w:lsdException w:name="List Table 4 Accent 6" w:uiPriority="49"/>
-    <w:lsdException w:name="List Table 5 Dark Accent 6" w:uiPriority="50"/>
-    <w:lsdException w:name="List Table 6 Colorful Accent 6" w:uiPriority="51"/>
-    <w:lsdException w:name="List Table 7 Colorful Accent 6" w:uiPriority="52"/>
-    <w:lsdException w:name="Mention" w:semiHidden="1" w:unhideWhenUsed="1"/>
-    <w:lsdException w:name="Smart Hyperlink" w:semiHidden="1" w:unhideWhenUsed="1"/>
-    <w:lsdException w:name="Hashtag" w:semiHidden="1" w:unhideWhenUsed="1"/>
-    <w:lsdException w:name="Unresolved Mention" w:semiHidden="1" w:unhideWhenUsed="1"/>
-    <w:lsdException w:name="Smart Link" w:semiHidden="1" w:unhideWhenUsed="1"/>
+  <w:latentStyles w:defLockedState="0" w:defUIPriority="99" w:defSemiHidden="1" w:defUnhideWhenUsed="1" w:defQFormat="0" w:count="267">
+    <w:lsdException w:name="Normal" w:locked="1" w:semiHidden="0" w:uiPriority="0" w:unhideWhenUsed="0" w:qFormat="1"/>
+    <w:lsdException w:name="heading 1" w:locked="1" w:semiHidden="0" w:uiPriority="0" w:unhideWhenUsed="0" w:qFormat="1"/>
+    <w:lsdException w:name="heading 2" w:locked="1" w:semiHidden="0" w:uiPriority="0" w:unhideWhenUsed="0" w:qFormat="1"/>
+    <w:lsdException w:name="heading 3" w:locked="1" w:uiPriority="0" w:qFormat="1"/>
+    <w:lsdException w:name="heading 4" w:locked="1" w:semiHidden="0" w:uiPriority="0" w:unhideWhenUsed="0" w:qFormat="1"/>
+    <w:lsdException w:name="heading 5" w:locked="1" w:semiHidden="0" w:uiPriority="0" w:unhideWhenUsed="0" w:qFormat="1"/>
+    <w:lsdException w:name="heading 6" w:locked="1" w:semiHidden="0" w:uiPriority="0" w:unhideWhenUsed="0" w:qFormat="1"/>
+    <w:lsdException w:name="heading 7" w:locked="1" w:uiPriority="0" w:qFormat="1"/>
+    <w:lsdException w:name="heading 8" w:locked="1" w:uiPriority="0" w:qFormat="1"/>
+    <w:lsdException w:name="heading 9" w:locked="1" w:uiPriority="0" w:qFormat="1"/>
+    <w:lsdException w:name="toc 1" w:locked="1" w:semiHidden="0" w:uiPriority="0" w:unhideWhenUsed="0"/>
+    <w:lsdException w:name="toc 2" w:locked="1" w:semiHidden="0" w:uiPriority="0" w:unhideWhenUsed="0"/>
+    <w:lsdException w:name="toc 3" w:locked="1" w:semiHidden="0" w:uiPriority="0" w:unhideWhenUsed="0"/>
+    <w:lsdException w:name="toc 4" w:locked="1" w:semiHidden="0" w:uiPriority="0" w:unhideWhenUsed="0"/>
+    <w:lsdException w:name="toc 5" w:locked="1" w:semiHidden="0" w:uiPriority="0" w:unhideWhenUsed="0"/>
+    <w:lsdException w:name="toc 6" w:locked="1" w:semiHidden="0" w:uiPriority="0" w:unhideWhenUsed="0"/>
+    <w:lsdException w:name="toc 7" w:locked="1" w:semiHidden="0" w:uiPriority="0" w:unhideWhenUsed="0"/>
+    <w:lsdException w:name="toc 8" w:locked="1" w:semiHidden="0" w:uiPriority="0" w:unhideWhenUsed="0"/>
+    <w:lsdException w:name="toc 9" w:locked="1" w:semiHidden="0" w:uiPriority="0" w:unhideWhenUsed="0"/>
+    <w:lsdException w:name="caption" w:locked="1" w:uiPriority="0" w:qFormat="1"/>
+    <w:lsdException w:name="Title" w:locked="1" w:semiHidden="0" w:uiPriority="0" w:unhideWhenUsed="0" w:qFormat="1"/>
+    <w:lsdException w:name="Default Paragraph Font" w:locked="1" w:semiHidden="0" w:uiPriority="0" w:unhideWhenUsed="0"/>
+    <w:lsdException w:name="Body Text Indent" w:locked="1" w:semiHidden="0" w:uiPriority="0" w:unhideWhenUsed="0"/>
+    <w:lsdException w:name="Subtitle" w:locked="1" w:semiHidden="0" w:uiPriority="0" w:unhideWhenUsed="0" w:qFormat="1"/>
+    <w:lsdException w:name="Strong" w:locked="1" w:semiHidden="0" w:uiPriority="0" w:unhideWhenUsed="0" w:qFormat="1"/>
+    <w:lsdException w:name="Emphasis" w:locked="1" w:semiHidden="0" w:uiPriority="0" w:unhideWhenUsed="0" w:qFormat="1"/>
+    <w:lsdException w:name="Normal (Web)" w:locked="1" w:semiHidden="0" w:unhideWhenUsed="0"/>
+    <w:lsdException w:name="Table Grid" w:locked="1" w:semiHidden="0" w:uiPriority="0" w:unhideWhenUsed="0"/>
+    <w:lsdException w:name="Placeholder Text" w:unhideWhenUsed="0"/>
+    <w:lsdException w:name="No Spacing" w:semiHidden="0" w:uiPriority="1" w:unhideWhenUsed="0" w:qFormat="1"/>
+    <w:lsdException w:name="Light Shading" w:semiHidden="0" w:uiPriority="60" w:unhideWhenUsed="0"/>
+    <w:lsdException w:name="Light List" w:semiHidden="0" w:uiPriority="61" w:unhideWhenUsed="0"/>
+    <w:lsdException w:name="Light Grid" w:semiHidden="0" w:uiPriority="62" w:unhideWhenUsed="0"/>
+    <w:lsdException w:name="Medium Shading 1" w:semiHidden="0" w:uiPriority="63" w:unhideWhenUsed="0"/>
+    <w:lsdException w:name="Medium Shading 2" w:semiHidden="0" w:uiPriority="64" w:unhideWhenUsed="0"/>
+    <w:lsdException w:name="Medium List 1" w:semiHidden="0" w:uiPriority="65" w:unhideWhenUsed="0"/>
+    <w:lsdException w:name="Medium List 2" w:semiHidden="0" w:uiPriority="66" w:unhideWhenUsed="0"/>
+    <w:lsdException w:name="Medium Grid 1" w:semiHidden="0" w:uiPriority="67" w:unhideWhenUsed="0"/>
+    <w:lsdException w:name="Medium Grid 2" w:semiHidden="0" w:uiPriority="68" w:unhideWhenUsed="0"/>
+    <w:lsdException w:name="Medium Grid 3" w:semiHidden="0" w:uiPriority="69" w:unhideWhenUsed="0"/>
+    <w:lsdException w:name="Dark List" w:semiHidden="0" w:uiPriority="70" w:unhideWhenUsed="0"/>
+    <w:lsdException w:name="Colorful Shading" w:semiHidden="0" w:uiPriority="71" w:unhideWhenUsed="0"/>
+    <w:lsdException w:name="Colorful List" w:semiHidden="0" w:uiPriority="72" w:unhideWhenUsed="0"/>
+    <w:lsdException w:name="Colorful Grid" w:semiHidden="0" w:uiPriority="73" w:unhideWhenUsed="0"/>
+    <w:lsdException w:name="Light Shading Accent 1" w:semiHidden="0" w:uiPriority="60" w:unhideWhenUsed="0"/>
+    <w:lsdException w:name="Light List Accent 1" w:semiHidden="0" w:uiPriority="61" w:unhideWhenUsed="0"/>
+    <w:lsdException w:name="Light Grid Accent 1" w:semiHidden="0" w:uiPriority="62" w:unhideWhenUsed="0"/>
+    <w:lsdException w:name="Medium Shading 1 Accent 1" w:semiHidden="0" w:uiPriority="63" w:unhideWhenUsed="0"/>
+    <w:lsdException w:name="Medium Shading 2 Accent 1" w:semiHidden="0" w:uiPriority="64" w:unhideWhenUsed="0"/>
+    <w:lsdException w:name="Medium List 1 Accent 1" w:semiHidden="0" w:uiPriority="65" w:unhideWhenUsed="0"/>
+    <w:lsdException w:name="Revision" w:unhideWhenUsed="0"/>
+    <w:lsdException w:name="List Paragraph" w:semiHidden="0" w:uiPriority="34" w:unhideWhenUsed="0" w:qFormat="1"/>
+    <w:lsdException w:name="Quote" w:semiHidden="0" w:uiPriority="29" w:unhideWhenUsed="0" w:qFormat="1"/>
+    <w:lsdException w:name="Intense Quote" w:semiHidden="0" w:uiPriority="30" w:unhideWhenUsed="0" w:qFormat="1"/>
+    <w:lsdException w:name="Medium List 2 Accent 1" w:semiHidden="0" w:uiPriority="66" w:unhideWhenUsed="0"/>
+    <w:lsdException w:name="Medium Grid 1 Accent 1" w:semiHidden="0" w:uiPriority="67" w:unhideWhenUsed="0"/>
+    <w:lsdException w:name="Medium Grid 2 Accent 1" w:semiHidden="0" w:uiPriority="68" w:unhideWhenUsed="0"/>
+    <w:lsdException w:name="Medium Grid 3 Accent 1" w:semiHidden="0" w:uiPriority="69" w:unhideWhenUsed="0"/>
+    <w:lsdException w:name="Dark List Accent 1" w:semiHidden="0" w:uiPriority="70" w:unhideWhenUsed="0"/>
+    <w:lsdException w:name="Colorful Shading Accent 1" w:semiHidden="0" w:uiPriority="71" w:unhideWhenUsed="0"/>
+    <w:lsdException w:name="Colorful List Accent 1" w:semiHidden="0" w:uiPriority="72" w:unhideWhenUsed="0"/>
+    <w:lsdException w:name="Colorful Grid Accent 1" w:semiHidden="0" w:uiPriority="73" w:unhideWhenUsed="0"/>
+    <w:lsdException w:name="Light Shading Accent 2" w:semiHidden="0" w:uiPriority="60" w:unhideWhenUsed="0"/>
+    <w:lsdException w:name="Light List Accent 2" w:semiHidden="0" w:uiPriority="61" w:unhideWhenUsed="0"/>
+    <w:lsdException w:name="Light Grid Accent 2" w:semiHidden="0" w:uiPriority="62" w:unhideWhenUsed="0"/>
+    <w:lsdException w:name="Medium Shading 1 Accent 2" w:semiHidden="0" w:uiPriority="63" w:unhideWhenUsed="0"/>
+    <w:lsdException w:name="Medium Shading 2 Accent 2" w:semiHidden="0" w:uiPriority="64" w:unhideWhenUsed="0"/>
+    <w:lsdException w:name="Medium List 1 Accent 2" w:semiHidden="0" w:uiPriority="65" w:unhideWhenUsed="0"/>
+    <w:lsdException w:name="Medium List 2 Accent 2" w:semiHidden="0" w:uiPriority="66" w:unhideWhenUsed="0"/>
+    <w:lsdException w:name="Medium Grid 1 Accent 2" w:semiHidden="0" w:uiPriority="67" w:unhideWhenUsed="0"/>
+    <w:lsdException w:name="Medium Grid 2 Accent 2" w:semiHidden="0" w:uiPriority="68" w:unhideWhenUsed="0"/>
+    <w:lsdException w:name="Medium Grid 3 Accent 2" w:semiHidden="0" w:uiPriority="69" w:unhideWhenUsed="0"/>
+    <w:lsdException w:name="Dark List Accent 2" w:semiHidden="0" w:uiPriority="70" w:unhideWhenUsed="0"/>
+    <w:lsdException w:name="Colorful Shading Accent 2" w:semiHidden="0" w:uiPriority="71" w:unhideWhenUsed="0"/>
+    <w:lsdException w:name="Colorful List Accent 2" w:semiHidden="0" w:uiPriority="72" w:unhideWhenUsed="0"/>
+    <w:lsdException w:name="Colorful Grid Accent 2" w:semiHidden="0" w:uiPriority="73" w:unhideWhenUsed="0"/>
+    <w:lsdException w:name="Light Shading Accent 3" w:semiHidden="0" w:uiPriority="60" w:unhideWhenUsed="0"/>
+    <w:lsdException w:name="Light List Accent 3" w:semiHidden="0" w:uiPriority="61" w:unhideWhenUsed="0"/>
+    <w:lsdException w:name="Light Grid Accent 3" w:semiHidden="0" w:uiPriority="62" w:unhideWhenUsed="0"/>
+    <w:lsdException w:name="Medium Shading 1 Accent 3" w:semiHidden="0" w:uiPriority="63" w:unhideWhenUsed="0"/>
+    <w:lsdException w:name="Medium Shading 2 Accent 3" w:semiHidden="0" w:uiPriority="64" w:unhideWhenUsed="0"/>
+    <w:lsdException w:name="Medium List 1 Accent 3" w:semiHidden="0" w:uiPriority="65" w:unhideWhenUsed="0"/>
+    <w:lsdException w:name="Medium List 2 Accent 3" w:semiHidden="0" w:uiPriority="66" w:unhideWhenUsed="0"/>
+    <w:lsdException w:name="Medium Grid 1 Accent 3" w:semiHidden="0" w:uiPriority="67" w:unhideWhenUsed="0"/>
+    <w:lsdException w:name="Medium Grid 2 Accent 3" w:semiHidden="0" w:uiPriority="68" w:unhideWhenUsed="0"/>
+    <w:lsdException w:name="Medium Grid 3 Accent 3" w:semiHidden="0" w:uiPriority="69" w:unhideWhenUsed="0"/>
+    <w:lsdException w:name="Dark List Accent 3" w:semiHidden="0" w:uiPriority="70" w:unhideWhenUsed="0"/>
+    <w:lsdException w:name="Colorful Shading Accent 3" w:semiHidden="0" w:uiPriority="71" w:unhideWhenUsed="0"/>
+    <w:lsdException w:name="Colorful List Accent 3" w:semiHidden="0" w:uiPriority="72" w:unhideWhenUsed="0"/>
+    <w:lsdException w:name="Colorful Grid Accent 3" w:semiHidden="0" w:uiPriority="73" w:unhideWhenUsed="0"/>
+    <w:lsdException w:name="Light Shading Accent 4" w:semiHidden="0" w:uiPriority="60" w:unhideWhenUsed="0"/>
+    <w:lsdException w:name="Light List Accent 4" w:semiHidden="0" w:uiPriority="61" w:unhideWhenUsed="0"/>
+    <w:lsdException w:name="Light Grid Accent 4" w:semiHidden="0" w:uiPriority="62" w:unhideWhenUsed="0"/>
+    <w:lsdException w:name="Medium Shading 1 Accent 4" w:semiHidden="0" w:uiPriority="63" w:unhideWhenUsed="0"/>
+    <w:lsdException w:name="Medium Shading 2 Accent 4" w:semiHidden="0" w:uiPriority="64" w:unhideWhenUsed="0"/>
+    <w:lsdException w:name="Medium List 1 Accent 4" w:semiHidden="0" w:uiPriority="65" w:unhideWhenUsed="0"/>
+    <w:lsdException w:name="Medium List 2 Accent 4" w:semiHidden="0" w:uiPriority="66" w:unhideWhenUsed="0"/>
+    <w:lsdException w:name="Medium Grid 1 Accent 4" w:semiHidden="0" w:uiPriority="67" w:unhideWhenUsed="0"/>
+    <w:lsdException w:name="Medium Grid 2 Accent 4" w:semiHidden="0" w:uiPriority="68" w:unhideWhenUsed="0"/>
+    <w:lsdException w:name="Medium Grid 3 Accent 4" w:semiHidden="0" w:uiPriority="69" w:unhideWhenUsed="0"/>
+    <w:lsdException w:name="Dark List Accent 4" w:semiHidden="0" w:uiPriority="70" w:unhideWhenUsed="0"/>
+    <w:lsdException w:name="Colorful Shading Accent 4" w:semiHidden="0" w:uiPriority="71" w:unhideWhenUsed="0"/>
+    <w:lsdException w:name="Colorful List Accent 4" w:semiHidden="0" w:uiPriority="72" w:unhideWhenUsed="0"/>
+    <w:lsdException w:name="Colorful Grid Accent 4" w:semiHidden="0" w:uiPriority="73" w:unhideWhenUsed="0"/>
+    <w:lsdException w:name="Light Shading Accent 5" w:semiHidden="0" w:uiPriority="60" w:unhideWhenUsed="0"/>
+    <w:lsdException w:name="Light List Accent 5" w:semiHidden="0" w:uiPriority="61" w:unhideWhenUsed="0"/>
+    <w:lsdException w:name="Light Grid Accent 5" w:semiHidden="0" w:uiPriority="62" w:unhideWhenUsed="0"/>
+    <w:lsdException w:name="Medium Shading 1 Accent 5" w:semiHidden="0" w:uiPriority="63" w:unhideWhenUsed="0"/>
+    <w:lsdException w:name="Medium Shading 2 Accent 5" w:semiHidden="0" w:uiPriority="64" w:unhideWhenUsed="0"/>
+    <w:lsdException w:name="Medium List 1 Accent 5" w:semiHidden="0" w:uiPriority="65" w:unhideWhenUsed="0"/>
+    <w:lsdException w:name="Medium List 2 Accent 5" w:semiHidden="0" w:uiPriority="66" w:unhideWhenUsed="0"/>
+    <w:lsdException w:name="Medium Grid 1 Accent 5" w:semiHidden="0" w:uiPriority="67" w:unhideWhenUsed="0"/>
+    <w:lsdException w:name="Medium Grid 2 Accent 5" w:semiHidden="0" w:uiPriority="68" w:unhideWhenUsed="0"/>
+    <w:lsdException w:name="Medium Grid 3 Accent 5" w:semiHidden="0" w:uiPriority="69" w:unhideWhenUsed="0"/>
+    <w:lsdException w:name="Dark List Accent 5" w:semiHidden="0" w:uiPriority="70" w:unhideWhenUsed="0"/>
+    <w:lsdException w:name="Colorful Shading Accent 5" w:semiHidden="0" w:uiPriority="71" w:unhideWhenUsed="0"/>
+    <w:lsdException w:name="Colorful List Accent 5" w:semiHidden="0" w:uiPriority="72" w:unhideWhenUsed="0"/>
+    <w:lsdException w:name="Colorful Grid Accent 5" w:semiHidden="0" w:uiPriority="73" w:unhideWhenUsed="0"/>
+    <w:lsdException w:name="Light Shading Accent 6" w:semiHidden="0" w:uiPriority="60" w:unhideWhenUsed="0"/>
+    <w:lsdException w:name="Light List Accent 6" w:semiHidden="0" w:uiPriority="61" w:unhideWhenUsed="0"/>
+    <w:lsdException w:name="Light Grid Accent 6" w:semiHidden="0" w:uiPriority="62" w:unhideWhenUsed="0"/>
+    <w:lsdException w:name="Medium Shading 1 Accent 6" w:semiHidden="0" w:uiPriority="63" w:unhideWhenUsed="0"/>
+    <w:lsdException w:name="Medium Shading 2 Accent 6" w:semiHidden="0" w:uiPriority="64" w:unhideWhenUsed="0"/>
+    <w:lsdException w:name="Medium List 1 Accent 6" w:semiHidden="0" w:uiPriority="65" w:unhideWhenUsed="0"/>
+    <w:lsdException w:name="Medium List 2 Accent 6" w:semiHidden="0" w:uiPriority="66" w:unhideWhenUsed="0"/>
+    <w:lsdException w:name="Medium Grid 1 Accent 6" w:semiHidden="0" w:uiPriority="67" w:unhideWhenUsed="0"/>
+    <w:lsdException w:name="Medium Grid 2 Accent 6" w:semiHidden="0" w:uiPriority="68" w:unhideWhenUsed="0"/>
+    <w:lsdException w:name="Medium Grid 3 Accent 6" w:semiHidden="0" w:uiPriority="69" w:unhideWhenUsed="0"/>
+    <w:lsdException w:name="Dark List Accent 6" w:semiHidden="0" w:uiPriority="70" w:unhideWhenUsed="0"/>
+    <w:lsdException w:name="Colorful Shading Accent 6" w:semiHidden="0" w:uiPriority="71" w:unhideWhenUsed="0"/>
+    <w:lsdException w:name="Colorful List Accent 6" w:semiHidden="0" w:uiPriority="72" w:unhideWhenUsed="0"/>
+    <w:lsdException w:name="Colorful Grid Accent 6" w:semiHidden="0" w:uiPriority="73" w:unhideWhenUsed="0"/>
+    <w:lsdException w:name="Subtle Emphasis" w:semiHidden="0" w:uiPriority="19" w:unhideWhenUsed="0" w:qFormat="1"/>
+    <w:lsdException w:name="Intense Emphasis" w:semiHidden="0" w:uiPriority="21" w:unhideWhenUsed="0" w:qFormat="1"/>
+    <w:lsdException w:name="Subtle Reference" w:semiHidden="0" w:uiPriority="31" w:unhideWhenUsed="0" w:qFormat="1"/>
+    <w:lsdException w:name="Intense Reference" w:semiHidden="0" w:uiPriority="32" w:unhideWhenUsed="0" w:qFormat="1"/>
+    <w:lsdException w:name="Book Title" w:semiHidden="0" w:uiPriority="33" w:unhideWhenUsed="0" w:qFormat="1"/>
+    <w:lsdException w:name="Bibliography" w:uiPriority="37"/>
+    <w:lsdException w:name="TOC Heading" w:uiPriority="39" w:qFormat="1"/>
   </w:latentStyles>
   <w:style w:type="paragraph" w:default="1" w:styleId="Normal">
     <w:name w:val="Normal"/>
@@ -6979,6 +6745,7 @@
       <w:rFonts w:ascii="Times New Roman" w:eastAsia="Times New Roman" w:hAnsi="Times New Roman"/>
     </w:rPr>
     <w:tblPr>
+      <w:tblInd w:w="0" w:type="dxa"/>
       <w:tblBorders>
         <w:top w:val="single" w:sz="4" w:space="0" w:color="auto"/>
         <w:left w:val="single" w:sz="4" w:space="0" w:color="auto"/>
@@ -6987,6 +6754,620 @@
         <w:insideH w:val="single" w:sz="4" w:space="0" w:color="auto"/>
         <w:insideV w:val="single" w:sz="4" w:space="0" w:color="auto"/>
       </w:tblBorders>
+      <w:tblCellMar>
+        <w:top w:w="0" w:type="dxa"/>
+        <w:left w:w="108" w:type="dxa"/>
+        <w:bottom w:w="0" w:type="dxa"/>
+        <w:right w:w="108" w:type="dxa"/>
+      </w:tblCellMar>
+    </w:tblPr>
+  </w:style>
+  <w:style w:type="character" w:styleId="Hyperlink">
+    <w:name w:val="Hyperlink"/>
+    <w:uiPriority w:val="99"/>
+    <w:unhideWhenUsed/>
+    <w:rsid w:val="00EB450E"/>
+    <w:rPr>
+      <w:color w:val="0000FF"/>
+      <w:u w:val="single"/>
+    </w:rPr>
+  </w:style>
+  <w:style w:type="character" w:styleId="CommentReference">
+    <w:name w:val="annotation reference"/>
+    <w:uiPriority w:val="99"/>
+    <w:semiHidden/>
+    <w:unhideWhenUsed/>
+    <w:rsid w:val="00CC3928"/>
+    <w:rPr>
+      <w:sz w:val="16"/>
+      <w:szCs w:val="16"/>
+    </w:rPr>
+  </w:style>
+  <w:style w:type="paragraph" w:styleId="CommentText">
+    <w:name w:val="annotation text"/>
+    <w:basedOn w:val="Normal"/>
+    <w:link w:val="CommentTextChar"/>
+    <w:uiPriority w:val="99"/>
+    <w:semiHidden/>
+    <w:unhideWhenUsed/>
+    <w:rsid w:val="00CC3928"/>
+    <w:rPr>
+      <w:rFonts w:cs="Times New Roman"/>
+      <w:sz w:val="20"/>
+      <w:szCs w:val="20"/>
+    </w:rPr>
+  </w:style>
+  <w:style w:type="character" w:customStyle="1" w:styleId="CommentTextChar">
+    <w:name w:val="Comment Text Char"/>
+    <w:link w:val="CommentText"/>
+    <w:uiPriority w:val="99"/>
+    <w:semiHidden/>
+    <w:rsid w:val="00CC3928"/>
+    <w:rPr>
+      <w:rFonts w:cs="Calibri"/>
+    </w:rPr>
+  </w:style>
+  <w:style w:type="paragraph" w:styleId="CommentSubject">
+    <w:name w:val="annotation subject"/>
+    <w:basedOn w:val="CommentText"/>
+    <w:next w:val="CommentText"/>
+    <w:link w:val="CommentSubjectChar"/>
+    <w:uiPriority w:val="99"/>
+    <w:semiHidden/>
+    <w:unhideWhenUsed/>
+    <w:rsid w:val="00CC3928"/>
+    <w:rPr>
+      <w:b/>
+      <w:bCs/>
+    </w:rPr>
+  </w:style>
+  <w:style w:type="character" w:customStyle="1" w:styleId="CommentSubjectChar">
+    <w:name w:val="Comment Subject Char"/>
+    <w:link w:val="CommentSubject"/>
+    <w:uiPriority w:val="99"/>
+    <w:semiHidden/>
+    <w:rsid w:val="00CC3928"/>
+    <w:rPr>
+      <w:rFonts w:cs="Calibri"/>
+      <w:b/>
+      <w:bCs/>
+    </w:rPr>
+  </w:style>
+  <w:style w:type="paragraph" w:styleId="ListParagraph">
+    <w:name w:val="List Paragraph"/>
+    <w:basedOn w:val="Normal"/>
+    <w:uiPriority w:val="34"/>
+    <w:qFormat/>
+    <w:rsid w:val="00370A33"/>
+    <w:pPr>
+      <w:ind w:left="720"/>
+      <w:contextualSpacing/>
+    </w:pPr>
+  </w:style>
+  <w:style w:type="character" w:customStyle="1" w:styleId="UnresolvedMention1">
+    <w:name w:val="Unresolved Mention1"/>
+    <w:basedOn w:val="DefaultParagraphFont"/>
+    <w:uiPriority w:val="99"/>
+    <w:semiHidden/>
+    <w:unhideWhenUsed/>
+    <w:rsid w:val="00A423AE"/>
+    <w:rPr>
+      <w:color w:val="605E5C"/>
+      <w:shd w:val="clear" w:color="auto" w:fill="E1DFDD"/>
+    </w:rPr>
+  </w:style>
+</w:styles>
+</file>
+
+<file path=word/stylesWithEffects.xml><?xml version="1.0" encoding="utf-8"?>
+<w:styles xmlns:wpc="http://schemas.microsoft.com/office/word/2010/wordprocessingCanvas" xmlns:mc="http://schemas.openxmlformats.org/markup-compatibility/2006" xmlns:o="urn:schemas-microsoft-com:office:office" xmlns:r="http://schemas.openxmlformats.org/officeDocument/2006/relationships" xmlns:m="http://schemas.openxmlformats.org/officeDocument/2006/math" xmlns:v="urn:schemas-microsoft-com:vml" xmlns:wp14="http://schemas.microsoft.com/office/word/2010/wordprocessingDrawing" xmlns:wp="http://schemas.openxmlformats.org/drawingml/2006/wordprocessingDrawing" xmlns:w10="urn:schemas-microsoft-com:office:word" xmlns:w="http://schemas.openxmlformats.org/wordprocessingml/2006/main" xmlns:w14="http://schemas.microsoft.com/office/word/2010/wordml" xmlns:wpg="http://schemas.microsoft.com/office/word/2010/wordprocessingGroup" xmlns:wpi="http://schemas.microsoft.com/office/word/2010/wordprocessingInk" xmlns:wne="http://schemas.microsoft.com/office/word/2006/wordml" xmlns:wps="http://schemas.microsoft.com/office/word/2010/wordprocessingShape" mc:Ignorable="w14 wp14">
+  <w:docDefaults>
+    <w:rPrDefault>
+      <w:rPr>
+        <w:rFonts w:ascii="Calibri" w:eastAsia="Calibri" w:hAnsi="Calibri" w:cs="Times New Roman"/>
+        <w:lang w:val="en-US" w:eastAsia="en-US" w:bidi="ar-SA"/>
+      </w:rPr>
+    </w:rPrDefault>
+    <w:pPrDefault/>
+  </w:docDefaults>
+  <w:latentStyles w:defLockedState="0" w:defUIPriority="99" w:defSemiHidden="1" w:defUnhideWhenUsed="1" w:defQFormat="0" w:count="267">
+    <w:lsdException w:name="Normal" w:locked="1" w:semiHidden="0" w:uiPriority="0" w:unhideWhenUsed="0" w:qFormat="1"/>
+    <w:lsdException w:name="heading 1" w:locked="1" w:semiHidden="0" w:uiPriority="0" w:unhideWhenUsed="0" w:qFormat="1"/>
+    <w:lsdException w:name="heading 2" w:locked="1" w:semiHidden="0" w:uiPriority="0" w:unhideWhenUsed="0" w:qFormat="1"/>
+    <w:lsdException w:name="heading 3" w:locked="1" w:uiPriority="0" w:qFormat="1"/>
+    <w:lsdException w:name="heading 4" w:locked="1" w:semiHidden="0" w:uiPriority="0" w:unhideWhenUsed="0" w:qFormat="1"/>
+    <w:lsdException w:name="heading 5" w:locked="1" w:semiHidden="0" w:uiPriority="0" w:unhideWhenUsed="0" w:qFormat="1"/>
+    <w:lsdException w:name="heading 6" w:locked="1" w:semiHidden="0" w:uiPriority="0" w:unhideWhenUsed="0" w:qFormat="1"/>
+    <w:lsdException w:name="heading 7" w:locked="1" w:uiPriority="0" w:qFormat="1"/>
+    <w:lsdException w:name="heading 8" w:locked="1" w:uiPriority="0" w:qFormat="1"/>
+    <w:lsdException w:name="heading 9" w:locked="1" w:uiPriority="0" w:qFormat="1"/>
+    <w:lsdException w:name="toc 1" w:locked="1" w:semiHidden="0" w:uiPriority="0" w:unhideWhenUsed="0"/>
+    <w:lsdException w:name="toc 2" w:locked="1" w:semiHidden="0" w:uiPriority="0" w:unhideWhenUsed="0"/>
+    <w:lsdException w:name="toc 3" w:locked="1" w:semiHidden="0" w:uiPriority="0" w:unhideWhenUsed="0"/>
+    <w:lsdException w:name="toc 4" w:locked="1" w:semiHidden="0" w:uiPriority="0" w:unhideWhenUsed="0"/>
+    <w:lsdException w:name="toc 5" w:locked="1" w:semiHidden="0" w:uiPriority="0" w:unhideWhenUsed="0"/>
+    <w:lsdException w:name="toc 6" w:locked="1" w:semiHidden="0" w:uiPriority="0" w:unhideWhenUsed="0"/>
+    <w:lsdException w:name="toc 7" w:locked="1" w:semiHidden="0" w:uiPriority="0" w:unhideWhenUsed="0"/>
+    <w:lsdException w:name="toc 8" w:locked="1" w:semiHidden="0" w:uiPriority="0" w:unhideWhenUsed="0"/>
+    <w:lsdException w:name="toc 9" w:locked="1" w:semiHidden="0" w:uiPriority="0" w:unhideWhenUsed="0"/>
+    <w:lsdException w:name="caption" w:locked="1" w:uiPriority="0" w:qFormat="1"/>
+    <w:lsdException w:name="Title" w:locked="1" w:semiHidden="0" w:uiPriority="0" w:unhideWhenUsed="0" w:qFormat="1"/>
+    <w:lsdException w:name="Default Paragraph Font" w:locked="1" w:semiHidden="0" w:uiPriority="0" w:unhideWhenUsed="0"/>
+    <w:lsdException w:name="Body Text Indent" w:locked="1" w:semiHidden="0" w:uiPriority="0" w:unhideWhenUsed="0"/>
+    <w:lsdException w:name="Subtitle" w:locked="1" w:semiHidden="0" w:uiPriority="0" w:unhideWhenUsed="0" w:qFormat="1"/>
+    <w:lsdException w:name="Strong" w:locked="1" w:semiHidden="0" w:uiPriority="0" w:unhideWhenUsed="0" w:qFormat="1"/>
+    <w:lsdException w:name="Emphasis" w:locked="1" w:semiHidden="0" w:uiPriority="0" w:unhideWhenUsed="0" w:qFormat="1"/>
+    <w:lsdException w:name="Normal (Web)" w:locked="1" w:semiHidden="0" w:unhideWhenUsed="0"/>
+    <w:lsdException w:name="Table Grid" w:locked="1" w:semiHidden="0" w:uiPriority="0" w:unhideWhenUsed="0"/>
+    <w:lsdException w:name="Placeholder Text" w:unhideWhenUsed="0"/>
+    <w:lsdException w:name="No Spacing" w:semiHidden="0" w:uiPriority="1" w:unhideWhenUsed="0" w:qFormat="1"/>
+    <w:lsdException w:name="Light Shading" w:semiHidden="0" w:uiPriority="60" w:unhideWhenUsed="0"/>
+    <w:lsdException w:name="Light List" w:semiHidden="0" w:uiPriority="61" w:unhideWhenUsed="0"/>
+    <w:lsdException w:name="Light Grid" w:semiHidden="0" w:uiPriority="62" w:unhideWhenUsed="0"/>
+    <w:lsdException w:name="Medium Shading 1" w:semiHidden="0" w:uiPriority="63" w:unhideWhenUsed="0"/>
+    <w:lsdException w:name="Medium Shading 2" w:semiHidden="0" w:uiPriority="64" w:unhideWhenUsed="0"/>
+    <w:lsdException w:name="Medium List 1" w:semiHidden="0" w:uiPriority="65" w:unhideWhenUsed="0"/>
+    <w:lsdException w:name="Medium List 2" w:semiHidden="0" w:uiPriority="66" w:unhideWhenUsed="0"/>
+    <w:lsdException w:name="Medium Grid 1" w:semiHidden="0" w:uiPriority="67" w:unhideWhenUsed="0"/>
+    <w:lsdException w:name="Medium Grid 2" w:semiHidden="0" w:uiPriority="68" w:unhideWhenUsed="0"/>
+    <w:lsdException w:name="Medium Grid 3" w:semiHidden="0" w:uiPriority="69" w:unhideWhenUsed="0"/>
+    <w:lsdException w:name="Dark List" w:semiHidden="0" w:uiPriority="70" w:unhideWhenUsed="0"/>
+    <w:lsdException w:name="Colorful Shading" w:semiHidden="0" w:uiPriority="71" w:unhideWhenUsed="0"/>
+    <w:lsdException w:name="Colorful List" w:semiHidden="0" w:uiPriority="72" w:unhideWhenUsed="0"/>
+    <w:lsdException w:name="Colorful Grid" w:semiHidden="0" w:uiPriority="73" w:unhideWhenUsed="0"/>
+    <w:lsdException w:name="Light Shading Accent 1" w:semiHidden="0" w:uiPriority="60" w:unhideWhenUsed="0"/>
+    <w:lsdException w:name="Light List Accent 1" w:semiHidden="0" w:uiPriority="61" w:unhideWhenUsed="0"/>
+    <w:lsdException w:name="Light Grid Accent 1" w:semiHidden="0" w:uiPriority="62" w:unhideWhenUsed="0"/>
+    <w:lsdException w:name="Medium Shading 1 Accent 1" w:semiHidden="0" w:uiPriority="63" w:unhideWhenUsed="0"/>
+    <w:lsdException w:name="Medium Shading 2 Accent 1" w:semiHidden="0" w:uiPriority="64" w:unhideWhenUsed="0"/>
+    <w:lsdException w:name="Medium List 1 Accent 1" w:semiHidden="0" w:uiPriority="65" w:unhideWhenUsed="0"/>
+    <w:lsdException w:name="Revision" w:unhideWhenUsed="0"/>
+    <w:lsdException w:name="List Paragraph" w:semiHidden="0" w:uiPriority="34" w:unhideWhenUsed="0" w:qFormat="1"/>
+    <w:lsdException w:name="Quote" w:semiHidden="0" w:uiPriority="29" w:unhideWhenUsed="0" w:qFormat="1"/>
+    <w:lsdException w:name="Intense Quote" w:semiHidden="0" w:uiPriority="30" w:unhideWhenUsed="0" w:qFormat="1"/>
+    <w:lsdException w:name="Medium List 2 Accent 1" w:semiHidden="0" w:uiPriority="66" w:unhideWhenUsed="0"/>
+    <w:lsdException w:name="Medium Grid 1 Accent 1" w:semiHidden="0" w:uiPriority="67" w:unhideWhenUsed="0"/>
+    <w:lsdException w:name="Medium Grid 2 Accent 1" w:semiHidden="0" w:uiPriority="68" w:unhideWhenUsed="0"/>
+    <w:lsdException w:name="Medium Grid 3 Accent 1" w:semiHidden="0" w:uiPriority="69" w:unhideWhenUsed="0"/>
+    <w:lsdException w:name="Dark List Accent 1" w:semiHidden="0" w:uiPriority="70" w:unhideWhenUsed="0"/>
+    <w:lsdException w:name="Colorful Shading Accent 1" w:semiHidden="0" w:uiPriority="71" w:unhideWhenUsed="0"/>
+    <w:lsdException w:name="Colorful List Accent 1" w:semiHidden="0" w:uiPriority="72" w:unhideWhenUsed="0"/>
+    <w:lsdException w:name="Colorful Grid Accent 1" w:semiHidden="0" w:uiPriority="73" w:unhideWhenUsed="0"/>
+    <w:lsdException w:name="Light Shading Accent 2" w:semiHidden="0" w:uiPriority="60" w:unhideWhenUsed="0"/>
+    <w:lsdException w:name="Light List Accent 2" w:semiHidden="0" w:uiPriority="61" w:unhideWhenUsed="0"/>
+    <w:lsdException w:name="Light Grid Accent 2" w:semiHidden="0" w:uiPriority="62" w:unhideWhenUsed="0"/>
+    <w:lsdException w:name="Medium Shading 1 Accent 2" w:semiHidden="0" w:uiPriority="63" w:unhideWhenUsed="0"/>
+    <w:lsdException w:name="Medium Shading 2 Accent 2" w:semiHidden="0" w:uiPriority="64" w:unhideWhenUsed="0"/>
+    <w:lsdException w:name="Medium List 1 Accent 2" w:semiHidden="0" w:uiPriority="65" w:unhideWhenUsed="0"/>
+    <w:lsdException w:name="Medium List 2 Accent 2" w:semiHidden="0" w:uiPriority="66" w:unhideWhenUsed="0"/>
+    <w:lsdException w:name="Medium Grid 1 Accent 2" w:semiHidden="0" w:uiPriority="67" w:unhideWhenUsed="0"/>
+    <w:lsdException w:name="Medium Grid 2 Accent 2" w:semiHidden="0" w:uiPriority="68" w:unhideWhenUsed="0"/>
+    <w:lsdException w:name="Medium Grid 3 Accent 2" w:semiHidden="0" w:uiPriority="69" w:unhideWhenUsed="0"/>
+    <w:lsdException w:name="Dark List Accent 2" w:semiHidden="0" w:uiPriority="70" w:unhideWhenUsed="0"/>
+    <w:lsdException w:name="Colorful Shading Accent 2" w:semiHidden="0" w:uiPriority="71" w:unhideWhenUsed="0"/>
+    <w:lsdException w:name="Colorful List Accent 2" w:semiHidden="0" w:uiPriority="72" w:unhideWhenUsed="0"/>
+    <w:lsdException w:name="Colorful Grid Accent 2" w:semiHidden="0" w:uiPriority="73" w:unhideWhenUsed="0"/>
+    <w:lsdException w:name="Light Shading Accent 3" w:semiHidden="0" w:uiPriority="60" w:unhideWhenUsed="0"/>
+    <w:lsdException w:name="Light List Accent 3" w:semiHidden="0" w:uiPriority="61" w:unhideWhenUsed="0"/>
+    <w:lsdException w:name="Light Grid Accent 3" w:semiHidden="0" w:uiPriority="62" w:unhideWhenUsed="0"/>
+    <w:lsdException w:name="Medium Shading 1 Accent 3" w:semiHidden="0" w:uiPriority="63" w:unhideWhenUsed="0"/>
+    <w:lsdException w:name="Medium Shading 2 Accent 3" w:semiHidden="0" w:uiPriority="64" w:unhideWhenUsed="0"/>
+    <w:lsdException w:name="Medium List 1 Accent 3" w:semiHidden="0" w:uiPriority="65" w:unhideWhenUsed="0"/>
+    <w:lsdException w:name="Medium List 2 Accent 3" w:semiHidden="0" w:uiPriority="66" w:unhideWhenUsed="0"/>
+    <w:lsdException w:name="Medium Grid 1 Accent 3" w:semiHidden="0" w:uiPriority="67" w:unhideWhenUsed="0"/>
+    <w:lsdException w:name="Medium Grid 2 Accent 3" w:semiHidden="0" w:uiPriority="68" w:unhideWhenUsed="0"/>
+    <w:lsdException w:name="Medium Grid 3 Accent 3" w:semiHidden="0" w:uiPriority="69" w:unhideWhenUsed="0"/>
+    <w:lsdException w:name="Dark List Accent 3" w:semiHidden="0" w:uiPriority="70" w:unhideWhenUsed="0"/>
+    <w:lsdException w:name="Colorful Shading Accent 3" w:semiHidden="0" w:uiPriority="71" w:unhideWhenUsed="0"/>
+    <w:lsdException w:name="Colorful List Accent 3" w:semiHidden="0" w:uiPriority="72" w:unhideWhenUsed="0"/>
+    <w:lsdException w:name="Colorful Grid Accent 3" w:semiHidden="0" w:uiPriority="73" w:unhideWhenUsed="0"/>
+    <w:lsdException w:name="Light Shading Accent 4" w:semiHidden="0" w:uiPriority="60" w:unhideWhenUsed="0"/>
+    <w:lsdException w:name="Light List Accent 4" w:semiHidden="0" w:uiPriority="61" w:unhideWhenUsed="0"/>
+    <w:lsdException w:name="Light Grid Accent 4" w:semiHidden="0" w:uiPriority="62" w:unhideWhenUsed="0"/>
+    <w:lsdException w:name="Medium Shading 1 Accent 4" w:semiHidden="0" w:uiPriority="63" w:unhideWhenUsed="0"/>
+    <w:lsdException w:name="Medium Shading 2 Accent 4" w:semiHidden="0" w:uiPriority="64" w:unhideWhenUsed="0"/>
+    <w:lsdException w:name="Medium List 1 Accent 4" w:semiHidden="0" w:uiPriority="65" w:unhideWhenUsed="0"/>
+    <w:lsdException w:name="Medium List 2 Accent 4" w:semiHidden="0" w:uiPriority="66" w:unhideWhenUsed="0"/>
+    <w:lsdException w:name="Medium Grid 1 Accent 4" w:semiHidden="0" w:uiPriority="67" w:unhideWhenUsed="0"/>
+    <w:lsdException w:name="Medium Grid 2 Accent 4" w:semiHidden="0" w:uiPriority="68" w:unhideWhenUsed="0"/>
+    <w:lsdException w:name="Medium Grid 3 Accent 4" w:semiHidden="0" w:uiPriority="69" w:unhideWhenUsed="0"/>
+    <w:lsdException w:name="Dark List Accent 4" w:semiHidden="0" w:uiPriority="70" w:unhideWhenUsed="0"/>
+    <w:lsdException w:name="Colorful Shading Accent 4" w:semiHidden="0" w:uiPriority="71" w:unhideWhenUsed="0"/>
+    <w:lsdException w:name="Colorful List Accent 4" w:semiHidden="0" w:uiPriority="72" w:unhideWhenUsed="0"/>
+    <w:lsdException w:name="Colorful Grid Accent 4" w:semiHidden="0" w:uiPriority="73" w:unhideWhenUsed="0"/>
+    <w:lsdException w:name="Light Shading Accent 5" w:semiHidden="0" w:uiPriority="60" w:unhideWhenUsed="0"/>
+    <w:lsdException w:name="Light List Accent 5" w:semiHidden="0" w:uiPriority="61" w:unhideWhenUsed="0"/>
+    <w:lsdException w:name="Light Grid Accent 5" w:semiHidden="0" w:uiPriority="62" w:unhideWhenUsed="0"/>
+    <w:lsdException w:name="Medium Shading 1 Accent 5" w:semiHidden="0" w:uiPriority="63" w:unhideWhenUsed="0"/>
+    <w:lsdException w:name="Medium Shading 2 Accent 5" w:semiHidden="0" w:uiPriority="64" w:unhideWhenUsed="0"/>
+    <w:lsdException w:name="Medium List 1 Accent 5" w:semiHidden="0" w:uiPriority="65" w:unhideWhenUsed="0"/>
+    <w:lsdException w:name="Medium List 2 Accent 5" w:semiHidden="0" w:uiPriority="66" w:unhideWhenUsed="0"/>
+    <w:lsdException w:name="Medium Grid 1 Accent 5" w:semiHidden="0" w:uiPriority="67" w:unhideWhenUsed="0"/>
+    <w:lsdException w:name="Medium Grid 2 Accent 5" w:semiHidden="0" w:uiPriority="68" w:unhideWhenUsed="0"/>
+    <w:lsdException w:name="Medium Grid 3 Accent 5" w:semiHidden="0" w:uiPriority="69" w:unhideWhenUsed="0"/>
+    <w:lsdException w:name="Dark List Accent 5" w:semiHidden="0" w:uiPriority="70" w:unhideWhenUsed="0"/>
+    <w:lsdException w:name="Colorful Shading Accent 5" w:semiHidden="0" w:uiPriority="71" w:unhideWhenUsed="0"/>
+    <w:lsdException w:name="Colorful List Accent 5" w:semiHidden="0" w:uiPriority="72" w:unhideWhenUsed="0"/>
+    <w:lsdException w:name="Colorful Grid Accent 5" w:semiHidden="0" w:uiPriority="73" w:unhideWhenUsed="0"/>
+    <w:lsdException w:name="Light Shading Accent 6" w:semiHidden="0" w:uiPriority="60" w:unhideWhenUsed="0"/>
+    <w:lsdException w:name="Light List Accent 6" w:semiHidden="0" w:uiPriority="61" w:unhideWhenUsed="0"/>
+    <w:lsdException w:name="Light Grid Accent 6" w:semiHidden="0" w:uiPriority="62" w:unhideWhenUsed="0"/>
+    <w:lsdException w:name="Medium Shading 1 Accent 6" w:semiHidden="0" w:uiPriority="63" w:unhideWhenUsed="0"/>
+    <w:lsdException w:name="Medium Shading 2 Accent 6" w:semiHidden="0" w:uiPriority="64" w:unhideWhenUsed="0"/>
+    <w:lsdException w:name="Medium List 1 Accent 6" w:semiHidden="0" w:uiPriority="65" w:unhideWhenUsed="0"/>
+    <w:lsdException w:name="Medium List 2 Accent 6" w:semiHidden="0" w:uiPriority="66" w:unhideWhenUsed="0"/>
+    <w:lsdException w:name="Medium Grid 1 Accent 6" w:semiHidden="0" w:uiPriority="67" w:unhideWhenUsed="0"/>
+    <w:lsdException w:name="Medium Grid 2 Accent 6" w:semiHidden="0" w:uiPriority="68" w:unhideWhenUsed="0"/>
+    <w:lsdException w:name="Medium Grid 3 Accent 6" w:semiHidden="0" w:uiPriority="69" w:unhideWhenUsed="0"/>
+    <w:lsdException w:name="Dark List Accent 6" w:semiHidden="0" w:uiPriority="70" w:unhideWhenUsed="0"/>
+    <w:lsdException w:name="Colorful Shading Accent 6" w:semiHidden="0" w:uiPriority="71" w:unhideWhenUsed="0"/>
+    <w:lsdException w:name="Colorful List Accent 6" w:semiHidden="0" w:uiPriority="72" w:unhideWhenUsed="0"/>
+    <w:lsdException w:name="Colorful Grid Accent 6" w:semiHidden="0" w:uiPriority="73" w:unhideWhenUsed="0"/>
+    <w:lsdException w:name="Subtle Emphasis" w:semiHidden="0" w:uiPriority="19" w:unhideWhenUsed="0" w:qFormat="1"/>
+    <w:lsdException w:name="Intense Emphasis" w:semiHidden="0" w:uiPriority="21" w:unhideWhenUsed="0" w:qFormat="1"/>
+    <w:lsdException w:name="Subtle Reference" w:semiHidden="0" w:uiPriority="31" w:unhideWhenUsed="0" w:qFormat="1"/>
+    <w:lsdException w:name="Intense Reference" w:semiHidden="0" w:uiPriority="32" w:unhideWhenUsed="0" w:qFormat="1"/>
+    <w:lsdException w:name="Book Title" w:semiHidden="0" w:uiPriority="33" w:unhideWhenUsed="0" w:qFormat="1"/>
+    <w:lsdException w:name="Bibliography" w:uiPriority="37"/>
+    <w:lsdException w:name="TOC Heading" w:uiPriority="39" w:qFormat="1"/>
+  </w:latentStyles>
+  <w:style w:type="paragraph" w:default="1" w:styleId="Normal">
+    <w:name w:val="Normal"/>
+    <w:qFormat/>
+    <w:rsid w:val="00370A33"/>
+    <w:pPr>
+      <w:spacing w:after="160" w:line="259" w:lineRule="auto"/>
+    </w:pPr>
+    <w:rPr>
+      <w:rFonts w:cs="Calibri"/>
+      <w:sz w:val="22"/>
+      <w:szCs w:val="22"/>
+    </w:rPr>
+  </w:style>
+  <w:style w:type="paragraph" w:styleId="Heading1">
+    <w:name w:val="heading 1"/>
+    <w:basedOn w:val="Normal"/>
+    <w:next w:val="Normal"/>
+    <w:link w:val="Heading1Char"/>
+    <w:uiPriority w:val="99"/>
+    <w:qFormat/>
+    <w:rsid w:val="001B0675"/>
+    <w:pPr>
+      <w:keepNext/>
+      <w:spacing w:after="0" w:line="360" w:lineRule="exact"/>
+      <w:jc w:val="center"/>
+      <w:outlineLvl w:val="0"/>
+    </w:pPr>
+    <w:rPr>
+      <w:rFonts w:ascii=".VnTimeH" w:hAnsi=".VnTimeH" w:cs="Times New Roman"/>
+      <w:b/>
+      <w:bCs/>
+      <w:sz w:val="32"/>
+      <w:szCs w:val="32"/>
+    </w:rPr>
+  </w:style>
+  <w:style w:type="paragraph" w:styleId="Heading2">
+    <w:name w:val="heading 2"/>
+    <w:basedOn w:val="Normal"/>
+    <w:next w:val="Normal"/>
+    <w:link w:val="Heading2Char"/>
+    <w:uiPriority w:val="99"/>
+    <w:qFormat/>
+    <w:rsid w:val="001B0675"/>
+    <w:pPr>
+      <w:keepNext/>
+      <w:spacing w:before="120" w:after="0" w:line="420" w:lineRule="atLeast"/>
+      <w:ind w:firstLine="720"/>
+      <w:jc w:val="right"/>
+      <w:outlineLvl w:val="1"/>
+    </w:pPr>
+    <w:rPr>
+      <w:rFonts w:ascii="Times New Roman" w:hAnsi="Times New Roman" w:cs="Times New Roman"/>
+      <w:b/>
+      <w:bCs/>
+      <w:sz w:val="20"/>
+      <w:szCs w:val="20"/>
+    </w:rPr>
+  </w:style>
+  <w:style w:type="paragraph" w:styleId="Heading4">
+    <w:name w:val="heading 4"/>
+    <w:basedOn w:val="Normal"/>
+    <w:next w:val="Normal"/>
+    <w:link w:val="Heading4Char"/>
+    <w:uiPriority w:val="99"/>
+    <w:qFormat/>
+    <w:rsid w:val="001B0675"/>
+    <w:pPr>
+      <w:keepNext/>
+      <w:spacing w:after="0" w:line="360" w:lineRule="auto"/>
+      <w:ind w:firstLine="720"/>
+      <w:jc w:val="both"/>
+      <w:outlineLvl w:val="3"/>
+    </w:pPr>
+    <w:rPr>
+      <w:rFonts w:ascii=".VnTime" w:hAnsi=".VnTime" w:cs="Times New Roman"/>
+      <w:b/>
+      <w:bCs/>
+      <w:sz w:val="24"/>
+      <w:szCs w:val="24"/>
+    </w:rPr>
+  </w:style>
+  <w:style w:type="paragraph" w:styleId="Heading5">
+    <w:name w:val="heading 5"/>
+    <w:basedOn w:val="Normal"/>
+    <w:next w:val="Normal"/>
+    <w:link w:val="Heading5Char"/>
+    <w:uiPriority w:val="99"/>
+    <w:qFormat/>
+    <w:rsid w:val="001B0675"/>
+    <w:pPr>
+      <w:keepNext/>
+      <w:spacing w:after="0" w:line="240" w:lineRule="auto"/>
+      <w:jc w:val="center"/>
+      <w:outlineLvl w:val="4"/>
+    </w:pPr>
+    <w:rPr>
+      <w:rFonts w:ascii=".VnTimeH" w:hAnsi=".VnTimeH" w:cs="Times New Roman"/>
+      <w:b/>
+      <w:bCs/>
+      <w:sz w:val="24"/>
+      <w:szCs w:val="24"/>
+    </w:rPr>
+  </w:style>
+  <w:style w:type="paragraph" w:styleId="Heading6">
+    <w:name w:val="heading 6"/>
+    <w:basedOn w:val="Normal"/>
+    <w:next w:val="Normal"/>
+    <w:link w:val="Heading6Char"/>
+    <w:uiPriority w:val="99"/>
+    <w:qFormat/>
+    <w:rsid w:val="001B0675"/>
+    <w:pPr>
+      <w:spacing w:before="240" w:after="60" w:line="240" w:lineRule="auto"/>
+      <w:outlineLvl w:val="5"/>
+    </w:pPr>
+    <w:rPr>
+      <w:rFonts w:ascii="Times New Roman" w:hAnsi="Times New Roman" w:cs="Times New Roman"/>
+      <w:b/>
+      <w:bCs/>
+      <w:sz w:val="20"/>
+      <w:szCs w:val="20"/>
+    </w:rPr>
+  </w:style>
+  <w:style w:type="character" w:default="1" w:styleId="DefaultParagraphFont">
+    <w:name w:val="Default Paragraph Font"/>
+    <w:uiPriority w:val="1"/>
+    <w:semiHidden/>
+    <w:unhideWhenUsed/>
+  </w:style>
+  <w:style w:type="table" w:default="1" w:styleId="TableNormal">
+    <w:name w:val="Normal Table"/>
+    <w:uiPriority w:val="99"/>
+    <w:semiHidden/>
+    <w:unhideWhenUsed/>
+    <w:tblPr>
+      <w:tblInd w:w="0" w:type="dxa"/>
+      <w:tblCellMar>
+        <w:top w:w="0" w:type="dxa"/>
+        <w:left w:w="108" w:type="dxa"/>
+        <w:bottom w:w="0" w:type="dxa"/>
+        <w:right w:w="108" w:type="dxa"/>
+      </w:tblCellMar>
+    </w:tblPr>
+  </w:style>
+  <w:style w:type="numbering" w:default="1" w:styleId="NoList">
+    <w:name w:val="No List"/>
+    <w:uiPriority w:val="99"/>
+    <w:semiHidden/>
+    <w:unhideWhenUsed/>
+  </w:style>
+  <w:style w:type="character" w:customStyle="1" w:styleId="Heading1Char">
+    <w:name w:val="Heading 1 Char"/>
+    <w:link w:val="Heading1"/>
+    <w:uiPriority w:val="99"/>
+    <w:locked/>
+    <w:rsid w:val="001B0675"/>
+    <w:rPr>
+      <w:rFonts w:ascii=".VnTimeH" w:hAnsi=".VnTimeH" w:cs=".VnTimeH"/>
+      <w:b/>
+      <w:bCs/>
+      <w:sz w:val="32"/>
+      <w:szCs w:val="32"/>
+    </w:rPr>
+  </w:style>
+  <w:style w:type="character" w:customStyle="1" w:styleId="Heading2Char">
+    <w:name w:val="Heading 2 Char"/>
+    <w:link w:val="Heading2"/>
+    <w:uiPriority w:val="99"/>
+    <w:locked/>
+    <w:rsid w:val="001B0675"/>
+    <w:rPr>
+      <w:rFonts w:ascii="Times New Roman" w:hAnsi="Times New Roman" w:cs="Times New Roman"/>
+      <w:b/>
+      <w:bCs/>
+    </w:rPr>
+  </w:style>
+  <w:style w:type="character" w:customStyle="1" w:styleId="Heading4Char">
+    <w:name w:val="Heading 4 Char"/>
+    <w:link w:val="Heading4"/>
+    <w:uiPriority w:val="99"/>
+    <w:locked/>
+    <w:rsid w:val="001B0675"/>
+    <w:rPr>
+      <w:rFonts w:ascii=".VnTime" w:hAnsi=".VnTime" w:cs=".VnTime"/>
+      <w:b/>
+      <w:bCs/>
+      <w:sz w:val="24"/>
+      <w:szCs w:val="24"/>
+    </w:rPr>
+  </w:style>
+  <w:style w:type="character" w:customStyle="1" w:styleId="Heading5Char">
+    <w:name w:val="Heading 5 Char"/>
+    <w:link w:val="Heading5"/>
+    <w:uiPriority w:val="99"/>
+    <w:locked/>
+    <w:rsid w:val="001B0675"/>
+    <w:rPr>
+      <w:rFonts w:ascii=".VnTimeH" w:hAnsi=".VnTimeH" w:cs=".VnTimeH"/>
+      <w:b/>
+      <w:bCs/>
+      <w:sz w:val="24"/>
+      <w:szCs w:val="24"/>
+    </w:rPr>
+  </w:style>
+  <w:style w:type="character" w:customStyle="1" w:styleId="Heading6Char">
+    <w:name w:val="Heading 6 Char"/>
+    <w:link w:val="Heading6"/>
+    <w:uiPriority w:val="99"/>
+    <w:locked/>
+    <w:rsid w:val="001B0675"/>
+    <w:rPr>
+      <w:rFonts w:ascii="Times New Roman" w:hAnsi="Times New Roman" w:cs="Times New Roman"/>
+      <w:b/>
+      <w:bCs/>
+    </w:rPr>
+  </w:style>
+  <w:style w:type="paragraph" w:styleId="BalloonText">
+    <w:name w:val="Balloon Text"/>
+    <w:basedOn w:val="Normal"/>
+    <w:link w:val="BalloonTextChar"/>
+    <w:uiPriority w:val="99"/>
+    <w:semiHidden/>
+    <w:rsid w:val="008E38C5"/>
+    <w:pPr>
+      <w:spacing w:after="0" w:line="240" w:lineRule="auto"/>
+    </w:pPr>
+    <w:rPr>
+      <w:rFonts w:ascii="Segoe UI" w:hAnsi="Segoe UI" w:cs="Times New Roman"/>
+      <w:sz w:val="18"/>
+      <w:szCs w:val="18"/>
+    </w:rPr>
+  </w:style>
+  <w:style w:type="character" w:customStyle="1" w:styleId="BalloonTextChar">
+    <w:name w:val="Balloon Text Char"/>
+    <w:link w:val="BalloonText"/>
+    <w:uiPriority w:val="99"/>
+    <w:semiHidden/>
+    <w:locked/>
+    <w:rsid w:val="008E38C5"/>
+    <w:rPr>
+      <w:rFonts w:ascii="Segoe UI" w:hAnsi="Segoe UI" w:cs="Segoe UI"/>
+      <w:sz w:val="18"/>
+      <w:szCs w:val="18"/>
+    </w:rPr>
+  </w:style>
+  <w:style w:type="paragraph" w:styleId="NormalWeb">
+    <w:name w:val="Normal (Web)"/>
+    <w:basedOn w:val="Normal"/>
+    <w:uiPriority w:val="99"/>
+    <w:rsid w:val="001B0675"/>
+    <w:pPr>
+      <w:spacing w:before="100" w:beforeAutospacing="1" w:after="100" w:afterAutospacing="1" w:line="240" w:lineRule="auto"/>
+    </w:pPr>
+    <w:rPr>
+      <w:rFonts w:ascii="Times New Roman" w:eastAsia="Times New Roman" w:hAnsi="Times New Roman" w:cs="Times New Roman"/>
+      <w:sz w:val="24"/>
+      <w:szCs w:val="24"/>
+      <w:lang w:val="en-GB" w:eastAsia="en-GB"/>
+    </w:rPr>
+  </w:style>
+  <w:style w:type="paragraph" w:styleId="BodyTextIndent">
+    <w:name w:val="Body Text Indent"/>
+    <w:basedOn w:val="Normal"/>
+    <w:link w:val="BodyTextIndentChar"/>
+    <w:uiPriority w:val="99"/>
+    <w:rsid w:val="001B0675"/>
+    <w:pPr>
+      <w:spacing w:before="120" w:after="80" w:line="360" w:lineRule="atLeast"/>
+      <w:ind w:firstLine="720"/>
+      <w:jc w:val="both"/>
+    </w:pPr>
+    <w:rPr>
+      <w:rFonts w:ascii=".VnTime" w:hAnsi=".VnTime" w:cs="Times New Roman"/>
+      <w:sz w:val="28"/>
+      <w:szCs w:val="28"/>
+    </w:rPr>
+  </w:style>
+  <w:style w:type="character" w:customStyle="1" w:styleId="BodyTextIndentChar">
+    <w:name w:val="Body Text Indent Char"/>
+    <w:link w:val="BodyTextIndent"/>
+    <w:uiPriority w:val="99"/>
+    <w:locked/>
+    <w:rsid w:val="001B0675"/>
+    <w:rPr>
+      <w:rFonts w:ascii=".VnTime" w:hAnsi=".VnTime" w:cs=".VnTime"/>
+      <w:sz w:val="28"/>
+      <w:szCs w:val="28"/>
+    </w:rPr>
+  </w:style>
+  <w:style w:type="paragraph" w:styleId="Header">
+    <w:name w:val="header"/>
+    <w:basedOn w:val="Normal"/>
+    <w:link w:val="HeaderChar"/>
+    <w:uiPriority w:val="99"/>
+    <w:rsid w:val="00BB1B52"/>
+    <w:pPr>
+      <w:tabs>
+        <w:tab w:val="center" w:pos="4680"/>
+        <w:tab w:val="right" w:pos="9360"/>
+      </w:tabs>
+      <w:spacing w:after="0" w:line="240" w:lineRule="auto"/>
+    </w:pPr>
+  </w:style>
+  <w:style w:type="character" w:customStyle="1" w:styleId="HeaderChar">
+    <w:name w:val="Header Char"/>
+    <w:basedOn w:val="DefaultParagraphFont"/>
+    <w:link w:val="Header"/>
+    <w:uiPriority w:val="99"/>
+    <w:locked/>
+    <w:rsid w:val="00BB1B52"/>
+  </w:style>
+  <w:style w:type="paragraph" w:styleId="Footer">
+    <w:name w:val="footer"/>
+    <w:basedOn w:val="Normal"/>
+    <w:link w:val="FooterChar"/>
+    <w:uiPriority w:val="99"/>
+    <w:rsid w:val="00BB1B52"/>
+    <w:pPr>
+      <w:tabs>
+        <w:tab w:val="center" w:pos="4680"/>
+        <w:tab w:val="right" w:pos="9360"/>
+      </w:tabs>
+      <w:spacing w:after="0" w:line="240" w:lineRule="auto"/>
+    </w:pPr>
+  </w:style>
+  <w:style w:type="character" w:customStyle="1" w:styleId="FooterChar">
+    <w:name w:val="Footer Char"/>
+    <w:basedOn w:val="DefaultParagraphFont"/>
+    <w:link w:val="Footer"/>
+    <w:uiPriority w:val="99"/>
+    <w:locked/>
+    <w:rsid w:val="00BB1B52"/>
+  </w:style>
+  <w:style w:type="table" w:styleId="TableGrid">
+    <w:name w:val="Table Grid"/>
+    <w:basedOn w:val="TableNormal"/>
+    <w:locked/>
+    <w:rsid w:val="00C47F2C"/>
+    <w:rPr>
+      <w:rFonts w:ascii="Times New Roman" w:eastAsia="Times New Roman" w:hAnsi="Times New Roman"/>
+    </w:rPr>
+    <w:tblPr>
+      <w:tblInd w:w="0" w:type="dxa"/>
+      <w:tblBorders>
+        <w:top w:val="single" w:sz="4" w:space="0" w:color="auto"/>
+        <w:left w:val="single" w:sz="4" w:space="0" w:color="auto"/>
+        <w:bottom w:val="single" w:sz="4" w:space="0" w:color="auto"/>
+        <w:right w:val="single" w:sz="4" w:space="0" w:color="auto"/>
+        <w:insideH w:val="single" w:sz="4" w:space="0" w:color="auto"/>
+        <w:insideV w:val="single" w:sz="4" w:space="0" w:color="auto"/>
+      </w:tblBorders>
+      <w:tblCellMar>
+        <w:top w:w="0" w:type="dxa"/>
+        <w:left w:w="108" w:type="dxa"/>
+        <w:bottom w:w="0" w:type="dxa"/>
+        <w:right w:w="108" w:type="dxa"/>
+      </w:tblCellMar>
     </w:tblPr>
   </w:style>
   <w:style w:type="character" w:styleId="Hyperlink">
@@ -7375,7 +7756,7 @@
   <a:extraClrSchemeLst/>
   <a:extLst>
     <a:ext uri="{05A4C25C-085E-4340-85A3-A5531E510DB2}">
-      <thm15:themeFamily xmlns:thm15="http://schemas.microsoft.com/office/thememl/2012/main" name="Office Theme" id="{62F939B6-93AF-4DB8-9C6B-D6C7DFDC589F}" vid="{4A3C46E8-61CC-4603-A589-7422A47A8E4A}"/>
+      <thm15:themeFamily xmlns:thm15="http://schemas.microsoft.com/office/thememl/2012/main" xmlns="" name="Office Theme" id="{62F939B6-93AF-4DB8-9C6B-D6C7DFDC589F}" vid="{4A3C46E8-61CC-4603-A589-7422A47A8E4A}"/>
     </a:ext>
   </a:extLst>
 </a:theme>
